--- a/Checkpoint_1.docx
+++ b/Checkpoint_1.docx
@@ -1,6 +1,6 @@
 
 <file path=word/document.xml><?xml version="1.0" encoding="utf-8"?>
-<w:document xmlns:wpc="http://schemas.microsoft.com/office/word/2010/wordprocessingCanvas" xmlns:mc="http://schemas.openxmlformats.org/markup-compatibility/2006" xmlns:o="urn:schemas-microsoft-com:office:office" xmlns:r="http://schemas.openxmlformats.org/officeDocument/2006/relationships" xmlns:m="http://schemas.openxmlformats.org/officeDocument/2006/math" xmlns:v="urn:schemas-microsoft-com:vml" xmlns:wp14="http://schemas.microsoft.com/office/word/2010/wordprocessingDrawing" xmlns:wp="http://schemas.openxmlformats.org/drawingml/2006/wordprocessingDrawing" xmlns:w10="urn:schemas-microsoft-com:office:word" xmlns:w="http://schemas.openxmlformats.org/wordprocessingml/2006/main" xmlns:w14="http://schemas.microsoft.com/office/word/2010/wordml" xmlns:w15="http://schemas.microsoft.com/office/word/2012/wordml" xmlns:wpg="http://schemas.microsoft.com/office/word/2010/wordprocessingGroup" xmlns:wpi="http://schemas.microsoft.com/office/word/2010/wordprocessingInk" xmlns:wne="http://schemas.microsoft.com/office/word/2006/wordml" xmlns:wps="http://schemas.microsoft.com/office/word/2010/wordprocessingShape" xmlns:cx="http://schemas.microsoft.com/office/drawing/2014/chartex" xmlns:cx1="http://schemas.microsoft.com/office/drawing/2015/9/8/chartex" xmlns:cx2="http://schemas.microsoft.com/office/drawing/2015/10/21/chartex" xmlns:cx3="http://schemas.microsoft.com/office/drawing/2016/5/9/chartex" xmlns:cx4="http://schemas.microsoft.com/office/drawing/2016/5/10/chartex" xmlns:cx5="http://schemas.microsoft.com/office/drawing/2016/5/11/chartex" xmlns:cx6="http://schemas.microsoft.com/office/drawing/2016/5/12/chartex" xmlns:cx7="http://schemas.microsoft.com/office/drawing/2016/5/13/chartex" xmlns:cx8="http://schemas.microsoft.com/office/drawing/2016/5/14/chartex" xmlns:aink="http://schemas.microsoft.com/office/drawing/2016/ink" xmlns:am3d="http://schemas.microsoft.com/office/drawing/2017/model3d" xmlns:w16cex="http://schemas.microsoft.com/office/word/2018/wordml/cex" xmlns:w16cid="http://schemas.microsoft.com/office/word/2016/wordml/cid" xmlns:w16="http://schemas.microsoft.com/office/word/2018/wordml" xmlns:w16sdtdh="http://schemas.microsoft.com/office/word/2020/wordml/sdtdatahash" xmlns:w16se="http://schemas.microsoft.com/office/word/2015/wordml/symex" mc:Ignorable="w14 w15 wp14">
+<w:document xmlns:wpc="http://schemas.microsoft.com/office/word/2010/wordprocessingCanvas" xmlns:cx="http://schemas.microsoft.com/office/drawing/2014/chartex" xmlns:cx1="http://schemas.microsoft.com/office/drawing/2015/9/8/chartex" xmlns:cx2="http://schemas.microsoft.com/office/drawing/2015/10/21/chartex" xmlns:cx3="http://schemas.microsoft.com/office/drawing/2016/5/9/chartex" xmlns:cx4="http://schemas.microsoft.com/office/drawing/2016/5/10/chartex" xmlns:cx5="http://schemas.microsoft.com/office/drawing/2016/5/11/chartex" xmlns:cx6="http://schemas.microsoft.com/office/drawing/2016/5/12/chartex" xmlns:cx7="http://schemas.microsoft.com/office/drawing/2016/5/13/chartex" xmlns:cx8="http://schemas.microsoft.com/office/drawing/2016/5/14/chartex" xmlns:mc="http://schemas.openxmlformats.org/markup-compatibility/2006" xmlns:aink="http://schemas.microsoft.com/office/drawing/2016/ink" xmlns:am3d="http://schemas.microsoft.com/office/drawing/2017/model3d" xmlns:o="urn:schemas-microsoft-com:office:office" xmlns:oel="http://schemas.microsoft.com/office/2019/extlst" xmlns:r="http://schemas.openxmlformats.org/officeDocument/2006/relationships" xmlns:m="http://schemas.openxmlformats.org/officeDocument/2006/math" xmlns:v="urn:schemas-microsoft-com:vml" xmlns:wp14="http://schemas.microsoft.com/office/word/2010/wordprocessingDrawing" xmlns:wp="http://schemas.openxmlformats.org/drawingml/2006/wordprocessingDrawing" xmlns:w10="urn:schemas-microsoft-com:office:word" xmlns:w="http://schemas.openxmlformats.org/wordprocessingml/2006/main" xmlns:w14="http://schemas.microsoft.com/office/word/2010/wordml" xmlns:w15="http://schemas.microsoft.com/office/word/2012/wordml" xmlns:w16cex="http://schemas.microsoft.com/office/word/2018/wordml/cex" xmlns:w16cid="http://schemas.microsoft.com/office/word/2016/wordml/cid" xmlns:w16="http://schemas.microsoft.com/office/word/2018/wordml" xmlns:w16du="http://schemas.microsoft.com/office/word/2023/wordml/word16du" xmlns:w16sdtdh="http://schemas.microsoft.com/office/word/2020/wordml/sdtdatahash" xmlns:w16sdtfl="http://schemas.microsoft.com/office/word/2024/wordml/sdtformatlock" xmlns:w16se="http://schemas.microsoft.com/office/word/2015/wordml/symex" xmlns:wpg="http://schemas.microsoft.com/office/word/2010/wordprocessingGroup" xmlns:wpi="http://schemas.microsoft.com/office/word/2010/wordprocessingInk" xmlns:wne="http://schemas.microsoft.com/office/word/2006/wordml" xmlns:wps="http://schemas.microsoft.com/office/word/2010/wordprocessingShape" mc:Ignorable="w14 w15 w16se w16cid w16 w16cex w16sdtdh w16sdtfl w16du wp14">
   <w:body>
     <w:p>
       <w:pPr>
@@ -11,11 +11,11 @@
         <w:rPr>
           <w:b/>
           <w:bCs/>
-          <w:color w:val="1a1a2e"/>
+          <w:color w:val="1A1A2E"/>
           <w:sz w:val="36"/>
           <w:szCs w:val="36"/>
         </w:rPr>
-        <w:t xml:space="preserve">Checkpoint 1</w:t>
+        <w:t>Checkpoint 1</w:t>
       </w:r>
     </w:p>
     <w:p>
@@ -31,7 +31,7 @@
           <w:sz w:val="20"/>
           <w:szCs w:val="20"/>
         </w:rPr>
-        <w:t xml:space="preserve">Group 6 — Computational Biology Final Project</w:t>
+        <w:t>Group 6 — Computational Biology Final Project</w:t>
       </w:r>
     </w:p>
     <w:p>
@@ -43,11 +43,9 @@
         <w:rPr>
           <w:i/>
           <w:iCs/>
-          <w:color w:val="2c3e50"/>
-          <w:sz w:val="22"/>
-          <w:szCs w:val="22"/>
-        </w:rPr>
-        <w:t xml:space="preserve">Can B-factors identify flexible binding-site residues that reduce rigid docking accuracy?</w:t>
+          <w:color w:val="2C3E50"/>
+        </w:rPr>
+        <w:t>Can B-factors identify flexible binding-site residues that reduce rigid docking accuracy?</w:t>
       </w:r>
     </w:p>
     <w:p>
@@ -55,7 +53,7 @@
         <w:pStyle w:val="Heading1"/>
       </w:pPr>
       <w:r>
-        <w:t xml:space="preserve">1. Topic Introduction</w:t>
+        <w:t>1. Topic Introduction</w:t>
       </w:r>
     </w:p>
     <w:p>
@@ -63,7 +61,73 @@
         <w:spacing w:after="120"/>
       </w:pPr>
       <w:r>
-        <w:t xml:space="preserve">Protein flexibility poses a fundamental challenge for rigid docking algorithms: a single crystal structure captures only one snapshot of a protein’s conformational ensemble, yet different ligands may bind to distinct conformations. Cross-docking experiments consistently reveal that success rates drop sharply when the receptor conformation differs from the one co-crystallized with the ligand. This project investigates whether crystallographic B-factors—readily available in every PDB structure—can predict which binding-site residues are flexible enough to degrade rigid docking accuracy. We further test whether B-factors can guide the selection of receptor ensembles for ensemble docking, using the B-factor Index for the binding site (BFIbs) to choose which structures to include. By comparing B-factor-guided ensemble selection against random and lowest-B-factor baselines, we evaluate whether this simple, zero-cost metric can improve pose prediction without the computational expense of molecular dynamics simulations.</w:t>
+        <w:t>Protein flexibility poses a fundamental challenge for rigid docking algorithms: a single crystal structure captures only one snapshot of a protein’s conformational ensemble, yet different ligands may bind to distinct conformations. Cross-docking experiments consistently reveal that success rates drop sharply when the receptor conformation differs from the one co-crystallized with the ligand. This project investigates whether crystallographic B-factors—readily available in every PDB structure—can predict which binding-site residues are flexible enough to degrade rigid docking accuracy. We further test whether B-factors can guide the selection of receptor ensembles for ensemble docking, using the B-factor Index for the binding site (BFIbs) to choose which structures to include. By comparing B-factor-guided ensemble selection against random and lowest-B-factor baselines, we evaluate whether this simple, zero-cost metric can improve pose prediction without the computational expense of molecular dynamics simulations.</w:t>
+      </w:r>
+    </w:p>
+    <w:p>
+      <w:pPr>
+        <w:pStyle w:val="ListParagraph"/>
+        <w:numPr>
+          <w:ilvl w:val="0"/>
+          <w:numId w:val="1"/>
+        </w:numPr>
+        <w:spacing w:after="60"/>
+      </w:pPr>
+      <w:r>
+        <w:rPr>
+          <w:b/>
+        </w:rPr>
+        <w:t>PDB Survey &amp; B-factor Extraction</w:t>
+      </w:r>
+      <w:r>
+        <w:t xml:space="preserve"> — </w:t>
+      </w:r>
+      <w:r>
+        <w:t>Download all holo structures of a target protein (e.g., CDK2) from the PDB; extract per-residue B-factors for binding-site residues within 5 Å of the co-crystallized ligand; compute the B-factor Index for the binding site (BFIbs) for each structure.</w:t>
+      </w:r>
+    </w:p>
+    <w:p>
+      <w:pPr>
+        <w:pStyle w:val="ListParagraph"/>
+        <w:numPr>
+          <w:ilvl w:val="0"/>
+          <w:numId w:val="1"/>
+        </w:numPr>
+        <w:spacing w:after="60"/>
+      </w:pPr>
+      <w:r>
+        <w:rPr>
+          <w:b/>
+        </w:rPr>
+        <w:t>Cross-Docking with AutoDock Vina</w:t>
+      </w:r>
+      <w:r>
+        <w:t xml:space="preserve"> — </w:t>
+      </w:r>
+      <w:r>
+        <w:t>For every pair of structures (receptor A + ligand B, A ≠ B), run rigid docking; measure RMSD between the docked pose and the crystal pose; classify each pair as success (RMSD &lt; 2 Å) or failure.</w:t>
+      </w:r>
+    </w:p>
+    <w:p>
+      <w:pPr>
+        <w:pStyle w:val="ListParagraph"/>
+        <w:numPr>
+          <w:ilvl w:val="0"/>
+          <w:numId w:val="1"/>
+        </w:numPr>
+        <w:spacing w:after="60"/>
+      </w:pPr>
+      <w:r>
+        <w:rPr>
+          <w:b/>
+        </w:rPr>
+        <w:t>B-factor–Guided Ensemble Docking</w:t>
+      </w:r>
+      <w:r>
+        <w:t xml:space="preserve"> — </w:t>
+      </w:r>
+      <w:r>
+        <w:t>Select receptor ensembles using three strategies: BFIbs-guided (structures closest to BFIbs = 1), random (baseline), and lowest-B-factor (most rigid binding sites). Dock each ligand against all ensemble members, taking the best pose. Compare success rates to test whether B-factors improve ensemble selection over random.</w:t>
       </w:r>
     </w:p>
     <w:p>
@@ -71,7 +135,7 @@
         <w:pStyle w:val="Heading1"/>
       </w:pPr>
       <w:r>
-        <w:t xml:space="preserve">2. Key References</w:t>
+        <w:t>2. Key References</w:t>
       </w:r>
     </w:p>
     <w:p>
@@ -95,10 +159,10 @@
           <w:i/>
           <w:iCs/>
         </w:rPr>
-        <w:t xml:space="preserve">Biophysical Journal, 114</w:t>
-      </w:r>
-      <w:r>
-        <w:t xml:space="preserve">(10), 2271–2278. https://doi.org/10.1016/j.bpj.2018.02.038</w:t>
+        <w:t>Biophysical Journal, 114</w:t>
+      </w:r>
+      <w:r>
+        <w:t>(10), 2271–2278. https://doi.org/10.1016/j.bpj.2018.02.038</w:t>
       </w:r>
     </w:p>
     <w:p>
@@ -107,7 +171,7 @@
         <w:ind w:left="720"/>
       </w:pPr>
       <w:r>
-        <w:t xml:space="preserve">The definitive review of ensemble docking methodology. Describes the Relaxed Complex Scheme (RCS)—generating conformational ensembles from MD trajectories—and the core challenge: ensemble selection is the critical bottleneck, not ensemble generation.</w:t>
+        <w:t>The definitive review of ensemble docking methodology. Describes the Relaxed Complex Scheme (RCS)—generating conformational ensembles from MD trajectories—and the core challenge: ensemble selection is the critical bottleneck, not ensemble generation.</w:t>
       </w:r>
     </w:p>
     <w:p>
@@ -131,10 +195,10 @@
           <w:i/>
           <w:iCs/>
         </w:rPr>
-        <w:t xml:space="preserve">Structural Chemistry, 32</w:t>
-      </w:r>
-      <w:r>
-        <w:t xml:space="preserve">(4), 1693–1699. https://doi.org/10.1007/s11224-021-01720-4</w:t>
+        <w:t>Structural Chemistry, 32</w:t>
+      </w:r>
+      <w:r>
+        <w:t>(4), 1693–1699. https://doi.org/10.1007/s11224-021-01720-4</w:t>
       </w:r>
     </w:p>
     <w:p>
@@ -143,7 +207,7 @@
         <w:ind w:left="720"/>
       </w:pPr>
       <w:r>
-        <w:t xml:space="preserve">Introduces BFIbs = median(B_pocket) / median(B_protein). Across 26,019 protein–ligand complexes, BFIbs was the only crystallographic metric significantly correlated with docking RMSD. Structures with BFIbs &lt; 1 produced the best docking results (RMSD &lt; 2 Å). This is the direct methodological predecessor to our ensemble selection strategy.</w:t>
+        <w:t>Introduces BFIbs = median(B_pocket) / median(B_protein). Across 26,019 protein–ligand complexes, BFIbs was the only crystallographic metric significantly correlated with docking RMSD. Structures with BFIbs &lt; 1 produced the best docking results (RMSD &lt; 2 Å). This is the direct methodological predecessor to our ensemble selection strategy.</w:t>
       </w:r>
     </w:p>
     <w:p>
@@ -167,10 +231,10 @@
           <w:i/>
           <w:iCs/>
         </w:rPr>
-        <w:t xml:space="preserve">Journal of Chemical Information and Modeling, 52</w:t>
-      </w:r>
-      <w:r>
-        <w:t xml:space="preserve">(5), 1292–1304. https://doi.org/10.1021/ci300064d</w:t>
+        <w:t>Journal of Chemical Information and Modeling, 52</w:t>
+      </w:r>
+      <w:r>
+        <w:t>(5), 1292–1304. https://doi.org/10.1021/ci300064d</w:t>
       </w:r>
     </w:p>
     <w:p>
@@ -179,7 +243,7 @@
         <w:ind w:left="720"/>
       </w:pPr>
       <w:r>
-        <w:t xml:space="preserve">Large-scale systematic evaluation: 8 targets, 500,000 receptor combinations. Key finding: most randomly assembled ensembles do not improve enrichment over single-structure docking. Ensemble selection matters more than ensemble size—validating our hypothesis that a principled selection strategy (B-factor) should outperform random.</w:t>
+        <w:t>Large-scale systematic evaluation: 8 targets, 500,000 receptor combinations. Key finding: most randomly assembled ensembles do not improve enrichment over single-structure docking. Ensemble selection matters more than ensemble size—validating our hypothesis that a principled selection strategy (B-factor) should outperform random.</w:t>
       </w:r>
     </w:p>
     <w:p>
@@ -203,10 +267,10 @@
           <w:i/>
           <w:iCs/>
         </w:rPr>
-        <w:t xml:space="preserve">Scientific Reports, 9</w:t>
-      </w:r>
-      <w:r>
-        <w:t xml:space="preserve">, 5142. https://doi.org/10.1038/s41598-019-41594-3</w:t>
+        <w:t>Scientific Reports, 9</w:t>
+      </w:r>
+      <w:r>
+        <w:t>, 5142. https://doi.org/10.1038/s41598-019-41594-3</w:t>
       </w:r>
     </w:p>
     <w:p>
@@ -215,7 +279,8 @@
         <w:ind w:left="720"/>
       </w:pPr>
       <w:r>
-        <w:t xml:space="preserve">Proposes Exponential Consensus Ranking (ECR) for integrating multi-structure docking results. Demonstrates that ensemble docking + consensus ranking consistently outperforms single-structure docking across 4 diverse targets (CDK2, ESR1, CAH2, ADRB2). Provides a principled framework for how to combine results once an ensemble is selected.</w:t>
+        <w:lastRenderedPageBreak/>
+        <w:t>Proposes Exponential Consensus Ranking (ECR) for integrating multi-structure docking results. Demonstrates that ensemble docking + consensus ranking consistently outperforms single-structure docking across 4 diverse targets (CDK2, ESR1, CAH2, ADRB2). Provides a principled framework for how to combine results once an ensemble is selected.</w:t>
       </w:r>
     </w:p>
     <w:p>
@@ -239,10 +304,10 @@
           <w:i/>
           <w:iCs/>
         </w:rPr>
-        <w:t xml:space="preserve">Journal of Medicinal Chemistry, 52</w:t>
-      </w:r>
-      <w:r>
-        <w:t xml:space="preserve">(2), 397–406. https://doi.org/10.1021/jm8009958</w:t>
+        <w:t>Journal of Medicinal Chemistry, 52</w:t>
+      </w:r>
+      <w:r>
+        <w:t>(2), 397–406. https://doi.org/10.1021/jm8009958</w:t>
       </w:r>
     </w:p>
     <w:p>
@@ -251,7 +316,7 @@
         <w:ind w:left="720"/>
       </w:pPr>
       <w:r>
-        <w:t xml:space="preserve">Treats receptor conformations as a fourth dimension, achieving ~4× speedup over traditional ensemble docking while maintaining accuracy on 99 proteins and 300 ligands. Demonstrates that the sampling algorithm, not just ensemble composition, governs success.</w:t>
+        <w:t>Treats receptor conformations as a fourth dimension, achieving ~4× speedup over traditional ensemble docking while maintaining accuracy on 99 proteins and 300 ligands. Demonstrates that the sampling algorithm, not just ensemble composition, governs success.</w:t>
       </w:r>
     </w:p>
     <w:p>
@@ -275,10 +340,10 @@
           <w:i/>
           <w:iCs/>
         </w:rPr>
-        <w:t xml:space="preserve">Journal of Computer-Aided Molecular Design, 22</w:t>
-      </w:r>
-      <w:r>
-        <w:t xml:space="preserve">(9), 657–663. https://doi.org/10.1007/s10822-008-9163-6</w:t>
+        <w:t>Journal of Computer-Aided Molecular Design, 22</w:t>
+      </w:r>
+      <w:r>
+        <w:t>(9), 657–663. https://doi.org/10.1007/s10822-008-9163-6</w:t>
       </w:r>
     </w:p>
     <w:p>
@@ -287,7 +352,7 @@
         <w:ind w:left="720"/>
       </w:pPr>
       <w:r>
-        <w:t xml:space="preserve">Demonstrated that 2–3 well-chosen receptor structures in an ensemble can match or exceed performance of larger ensembles. Proposed an ensemble selection strategy based on average GlideScore of top-ranked ligands, without requiring known actives.</w:t>
+        <w:t>Demonstrated that 2–3 well-chosen receptor structures in an ensemble can match or exceed performance of larger ensembles. Proposed an ensemble selection strategy based on average GlideScore of top-ranked ligands, without requiring known actives.</w:t>
       </w:r>
     </w:p>
     <w:p>
@@ -311,10 +376,10 @@
           <w:i/>
           <w:iCs/>
         </w:rPr>
-        <w:t xml:space="preserve">Proteins: Structure, Function, and Bioinformatics, 39</w:t>
-      </w:r>
-      <w:r>
-        <w:t xml:space="preserve">(3), 261–268. https://doi.org/10.1002/(SICI)1097-0134(20000515)39:3&lt;261::AID-PROT90&gt;3.0.CO;2-4</w:t>
+        <w:t>Proteins: Structure, Function, and Bioinformatics, 39</w:t>
+      </w:r>
+      <w:r>
+        <w:t>(3), 261–268. https://doi.org/10.1002/(SICI)1097-0134(20000515)39:3&lt;261::AID-PROT90&gt;3.0.CO;2-4</w:t>
       </w:r>
     </w:p>
     <w:p>
@@ -323,7 +388,7 @@
         <w:ind w:left="720"/>
       </w:pPr>
       <w:r>
-        <w:t xml:space="preserve">Found that backbone motions and side-chain rotations are decoupled—a fundamental limitation for using B-factors (which primarily reflect backbone motion) to predict side-chain flexibility. This is the most important counter-argument to our hypothesis.</w:t>
+        <w:t>Found that backbone motions and side-chain rotations are decoupled—a fundamental limitation for using B-factors (which primarily reflect backbone motion) to predict side-chain flexibility. This is the most important counter-argument to our hypothesis.</w:t>
       </w:r>
     </w:p>
     <w:p>
@@ -331,7 +396,7 @@
         <w:pStyle w:val="Heading1"/>
       </w:pPr>
       <w:r>
-        <w:t xml:space="preserve">3. Major Blocks &amp; Challenges</w:t>
+        <w:t>3. Major Blocks &amp; Challenges</w:t>
       </w:r>
     </w:p>
     <w:p>
@@ -339,7 +404,7 @@
         <w:spacing w:after="80"/>
       </w:pPr>
       <w:r>
-        <w:t xml:space="preserve">The following challenges represent the most significant obstacles we anticipate, prioritized by risk to the project’s core claims.</w:t>
+        <w:t>The following challenges represent the most significant obstacles we anticipate, prioritized by risk to the project’s core claims.</w:t>
       </w:r>
     </w:p>
     <w:p>
@@ -347,7 +412,7 @@
         <w:pStyle w:val="Heading2"/>
       </w:pPr>
       <w:r>
-        <w:t xml:space="preserve">3.1 Backbone–Sidechain Decoupling (Highest Risk)</w:t>
+        <w:t>3.1 Backbone–Sidechain Decoupling (Highest Risk)</w:t>
       </w:r>
     </w:p>
     <w:p>
@@ -355,7 +420,7 @@
         <w:spacing w:after="120"/>
       </w:pPr>
       <w:r>
-        <w:t xml:space="preserve">Najmanovich et al. (2000) demonstrated that backbone motion (what B-factors primarily measure) and side-chain rotation (what actually gatekeeps ligand access) are statistically unrelated. A residue could have a low backbone B-factor but a rotatable side-chain that blocks the pocket, or vice versa. This means B-factors may have fundamentally limited predictive power for docking accuracy. The ensemble approach partially mitigates this by sampling multiple backbone conformations, but does not eliminate it. Our analysis should separately examine residues where side-chain flexibility is known to matter (e.g., gatekeeper residues in kinases) vs. backbone-only motion.</w:t>
+        <w:t>Najmanovich et al. (2000) demonstrated that backbone motion (what B-factors primarily measure) and side-chain rotation (what actually gatekeeps ligand access) are statistically unrelated. A residue could have a low backbone B-factor but a rotatable side-chain that blocks the pocket, or vice versa. This means B-factors may have fundamentally limited predictive power for docking accuracy. The ensemble approach partially mitigates this by sampling multiple backbone conformations, but does not eliminate it. Our analysis should separately examine residues where side-chain flexibility is known to matter (e.g., gatekeeper residues in kinases) vs. backbone-only motion.</w:t>
       </w:r>
     </w:p>
     <w:p>
@@ -363,7 +428,7 @@
         <w:pStyle w:val="Heading2"/>
       </w:pPr>
       <w:r>
-        <w:t xml:space="preserve">3.2 Target Selection Determines Signal-to-Noise</w:t>
+        <w:t>3.2 Target Selection Determines Signal-to-Noise</w:t>
       </w:r>
     </w:p>
     <w:p>
@@ -371,7 +436,9 @@
         <w:spacing w:after="120"/>
       </w:pPr>
       <w:r>
-        <w:t xml:space="preserve">The entire experiment depends on selecting a protein with enough structural diversity in the PDB. CDK2 (our default candidate) has ~50 holo structures, but the conformational range might be narrow if most structures were solved with similar inhibitors. A target with too little flexibility produces a ceiling effect (all docking succeeds, no signal). A target with too much flexibility (e.g., HIV protease) may produce a floor effect (all docking fails). We must run the PDB survey, compute pairwise RMSD between structures, and validate that conformational diversity exists before committing to a target.</w:t>
+        <w:t xml:space="preserve">The entire experiment depends on selecting a protein with enough structural diversity in the PDB. CDK2 (our default candidate) has ~50 holo structures, but the conformational range might be narrow if most structures were solved with similar inhibitors. A target with too little flexibility </w:t>
+        <w:lastRenderedPageBreak/>
+        <w:t>produces a ceiling effect (all docking succeeds, no signal). A target with too much flexibility (e.g., HIV protease) may produce a floor effect (all docking fails). We must run the PDB survey, compute pairwise RMSD between structures, and validate that conformational diversity exists before committing to a target.</w:t>
       </w:r>
     </w:p>
     <w:p>
@@ -379,7 +446,7 @@
         <w:pStyle w:val="Heading2"/>
       </w:pPr>
       <w:r>
-        <w:t xml:space="preserve">3.3 Statistical Power with Small Ensembles</w:t>
+        <w:t>3.3 Statistical Power with Small Ensembles</w:t>
       </w:r>
     </w:p>
     <w:p>
@@ -387,7 +454,7 @@
         <w:spacing w:after="120"/>
       </w:pPr>
       <w:r>
-        <w:t xml:space="preserve">With ~10–20 structures, the number of cross-docking pairs grows combinatorially, but the effective sample size is limited by structural diversity. If only 5 structures are truly conformationally distinct, BFIbs-based selection is choosing from at most 5 meaningfully different options—making it difficult to achieve statistical significance over random selection. We will report effect sizes and confidence intervals alongside p-values, and emphasize qualitative trends and consistency across ensemble sizes rather than relying solely on statistical significance.</w:t>
+        <w:t>With ~10–20 structures, the number of cross-docking pairs grows combinatorially, but the effective sample size is limited by structural diversity. If only 5 structures are truly conformationally distinct, BFIbs-based selection is choosing from at most 5 meaningfully different options—making it difficult to achieve statistical significance over random selection. We will report effect sizes and confidence intervals alongside p-values, and emphasize qualitative trends and consistency across ensemble sizes rather than relying solely on statistical significance.</w:t>
       </w:r>
     </w:p>
     <w:p>
@@ -395,7 +462,7 @@
         <w:pStyle w:val="Heading2"/>
       </w:pPr>
       <w:r>
-        <w:t xml:space="preserve">3.4 AutoDock Vina’s Limitations</w:t>
+        <w:t>3.4 AutoDock Vina’s Limitations</w:t>
       </w:r>
     </w:p>
     <w:p>
@@ -403,7 +470,7 @@
         <w:spacing w:after="120"/>
       </w:pPr>
       <w:r>
-        <w:t xml:space="preserve">AutoDock Vina is faster but systematically less accurate than gold-standard docking engines (Glide, GOLD, ICM). Its scoring function may not be sensitive enough to detect the subtle conformational effects we study, potentially washing out real B-factor–RMSD correlations. Korb et al. (2012) showed that scoring function quality is a dominant factor in ensemble docking performance. We will cross-validate with a second scoring function if time permits, and acknowledge this as a limitation. Using Vina also means we cannot claim our conclusions generalize to all docking engines.</w:t>
+        <w:t>AutoDock Vina is faster but systematically less accurate than gold-standard docking engines (Glide, GOLD, ICM). Its scoring function may not be sensitive enough to detect the subtle conformational effects we study, potentially washing out real B-factor–RMSD correlations. Korb et al. (2012) showed that scoring function quality is a dominant factor in ensemble docking performance. We will cross-validate with a second scoring function if time permits, and acknowledge this as a limitation. Using Vina also means we cannot claim our conclusions generalize to all docking engines.</w:t>
       </w:r>
     </w:p>
     <w:p>
@@ -411,7 +478,7 @@
         <w:pStyle w:val="Heading2"/>
       </w:pPr>
       <w:r>
-        <w:t xml:space="preserve">3.5 Correlational vs. Causal Claims</w:t>
+        <w:t>3.5 Correlational vs. Causal Claims</w:t>
       </w:r>
     </w:p>
     <w:p>
@@ -419,102 +486,318 @@
         <w:spacing w:after="120"/>
       </w:pPr>
       <w:r>
-        <w:t xml:space="preserve">The strongest claim we can make is correlational—“B-factors correlate with docking accuracy.” The causal claim (“B-factors predict docking accuracy because they measure flexibility”) requires ruling out confounding variables: resolution bias (B-factors are resolution-dependent), crystal packing artifacts (B-factors reflect crystal contacts, not solution behavior), and ligand effects (co-crystallized ligands themselves affect local B-factors). We mitigate this by normalizing B-factors relative to protein-wide averages (which BFIbs already does), checking whether BFIbs correlates with resolution in our dataset, and explicitly distinguishing correlation from causation throughout the paper.</w:t>
-      </w:r>
+        <w:t>The strongest claim we can make is correlational—“B-factors correlate with docking accuracy.” The causal claim (“B-factors predict docking accuracy because they measure flexibility”) requires ruling out confounding variables: resolution bias (B-factors are resolution-dependent), crystal packing artifacts (B-factors reflect crystal contacts, not solution behavior), and ligand effects (co-crystallized ligands themselves affect local B-factors). We mitigate this by normalizing B-factors relative to protein-wide averages (which BFIbs already does), checking whether BFIbs correlates with resolution in our dataset, and explicitly distinguishing correlation from causation throughout the paper.</w:t>
+      </w:r>
+    </w:p>
+    <w:p>
+      <w:pPr>
+        <w:spacing w:after="120"/>
+      </w:pPr>
+    </w:p>
+    <w:p>
+      <w:pPr>
+        <w:pStyle w:val="Heading1"/>
+      </w:pPr>
+      <w:r>
+        <w:rPr>
+          <w:rFonts w:hint="eastAsia"/>
+        </w:rPr>
+        <w:t>4. Work split</w:t>
+      </w:r>
+    </w:p>
+    <w:tbl>
+      <w:tblPr>
+        <w:tblStyle w:val="TableGrid"/>
+        <w:tblW w:w="0" w:type="auto"/>
+        <w:tblLook w:val="04A0" w:firstRow="1" w:lastRow="0" w:firstColumn="1" w:lastColumn="0" w:noHBand="0" w:noVBand="1"/>
+      </w:tblPr>
+      <w:tblGrid>
+        <w:gridCol w:w="4675"/>
+        <w:gridCol w:w="4675"/>
+      </w:tblGrid>
+      <w:tr>
+        <w:tc>
+          <w:tcPr>
+            <w:tcW w:w="4675" w:type="dxa"/>
+          </w:tcPr>
+          <w:p>
+            <w:pPr>
+              <w:spacing w:after="120"/>
+              <w:rPr>
+                <w:rFonts w:hint="eastAsia"/>
+              </w:rPr>
+            </w:pPr>
+            <w:r>
+              <w:t>N</w:t>
+            </w:r>
+            <w:r>
+              <w:rPr>
+                <w:rFonts w:hint="eastAsia"/>
+              </w:rPr>
+              <w:t>ame</w:t>
+            </w:r>
+          </w:p>
+        </w:tc>
+        <w:tc>
+          <w:tcPr>
+            <w:tcW w:w="4675" w:type="dxa"/>
+          </w:tcPr>
+          <w:p>
+            <w:pPr>
+              <w:spacing w:after="120"/>
+              <w:rPr>
+                <w:rFonts w:hint="eastAsia"/>
+              </w:rPr>
+            </w:pPr>
+            <w:r>
+              <w:rPr>
+                <w:rFonts w:hint="eastAsia"/>
+              </w:rPr>
+              <w:t>Percent</w:t>
+            </w:r>
+          </w:p>
+        </w:tc>
+      </w:tr>
+      <w:tr>
+        <w:tc>
+          <w:tcPr>
+            <w:tcW w:w="4675" w:type="dxa"/>
+          </w:tcPr>
+          <w:p>
+            <w:pPr>
+              <w:spacing w:after="120"/>
+              <w:rPr>
+                <w:rFonts w:hint="eastAsia"/>
+              </w:rPr>
+            </w:pPr>
+            <w:r>
+              <w:rPr>
+                <w:rFonts w:hint="eastAsia"/>
+              </w:rPr>
+              <w:t>Lucas</w:t>
+            </w:r>
+          </w:p>
+        </w:tc>
+        <w:tc>
+          <w:tcPr>
+            <w:tcW w:w="4675" w:type="dxa"/>
+          </w:tcPr>
+          <w:p>
+            <w:pPr>
+              <w:spacing w:after="120"/>
+              <w:rPr>
+                <w:rFonts w:hint="eastAsia"/>
+              </w:rPr>
+            </w:pPr>
+            <w:r>
+              <w:rPr>
+                <w:rFonts w:hint="eastAsia"/>
+              </w:rPr>
+              <w:t>40</w:t>
+            </w:r>
+          </w:p>
+        </w:tc>
+      </w:tr>
+      <w:tr>
+        <w:tc>
+          <w:tcPr>
+            <w:tcW w:w="4675" w:type="dxa"/>
+          </w:tcPr>
+          <w:p>
+            <w:pPr>
+              <w:spacing w:after="120"/>
+              <w:rPr>
+                <w:rFonts w:hint="eastAsia"/>
+              </w:rPr>
+            </w:pPr>
+            <w:r>
+              <w:rPr>
+                <w:rFonts w:hint="eastAsia"/>
+              </w:rPr>
+              <w:t>James</w:t>
+            </w:r>
+          </w:p>
+        </w:tc>
+        <w:tc>
+          <w:tcPr>
+            <w:tcW w:w="4675" w:type="dxa"/>
+          </w:tcPr>
+          <w:p>
+            <w:pPr>
+              <w:spacing w:after="120"/>
+              <w:rPr>
+                <w:rFonts w:hint="eastAsia"/>
+              </w:rPr>
+            </w:pPr>
+            <w:r>
+              <w:rPr>
+                <w:rFonts w:hint="eastAsia"/>
+              </w:rPr>
+              <w:t>40</w:t>
+            </w:r>
+          </w:p>
+        </w:tc>
+      </w:tr>
+      <w:tr>
+        <w:tc>
+          <w:tcPr>
+            <w:tcW w:w="4675" w:type="dxa"/>
+          </w:tcPr>
+          <w:p>
+            <w:pPr>
+              <w:spacing w:after="120"/>
+              <w:rPr>
+                <w:rFonts w:hint="eastAsia"/>
+              </w:rPr>
+            </w:pPr>
+            <w:r>
+              <w:rPr>
+                <w:rFonts w:hint="eastAsia"/>
+              </w:rPr>
+              <w:t>Lola</w:t>
+            </w:r>
+          </w:p>
+        </w:tc>
+        <w:tc>
+          <w:tcPr>
+            <w:tcW w:w="4675" w:type="dxa"/>
+          </w:tcPr>
+          <w:p>
+            <w:pPr>
+              <w:spacing w:after="120"/>
+              <w:rPr>
+                <w:rFonts w:hint="eastAsia"/>
+              </w:rPr>
+            </w:pPr>
+            <w:r>
+              <w:rPr>
+                <w:rFonts w:hint="eastAsia"/>
+              </w:rPr>
+              <w:t>10</w:t>
+            </w:r>
+          </w:p>
+        </w:tc>
+      </w:tr>
+      <w:tr>
+        <w:tc>
+          <w:tcPr>
+            <w:tcW w:w="4675" w:type="dxa"/>
+          </w:tcPr>
+          <w:p>
+            <w:pPr>
+              <w:spacing w:after="120"/>
+              <w:rPr>
+                <w:rFonts w:hint="eastAsia"/>
+              </w:rPr>
+            </w:pPr>
+            <w:r>
+              <w:rPr>
+                <w:rFonts w:hint="eastAsia"/>
+              </w:rPr>
+              <w:t>Emily</w:t>
+            </w:r>
+          </w:p>
+        </w:tc>
+        <w:tc>
+          <w:tcPr>
+            <w:tcW w:w="4675" w:type="dxa"/>
+          </w:tcPr>
+          <w:p>
+            <w:pPr>
+              <w:spacing w:after="120"/>
+              <w:rPr>
+                <w:rFonts w:hint="eastAsia"/>
+              </w:rPr>
+            </w:pPr>
+            <w:r>
+              <w:rPr>
+                <w:rFonts w:hint="eastAsia"/>
+              </w:rPr>
+              <w:t>10</w:t>
+            </w:r>
+          </w:p>
+        </w:tc>
+      </w:tr>
+    </w:tbl>
+    <w:p>
+      <w:pPr>
+        <w:spacing w:after="120"/>
+        <w:rPr>
+          <w:rFonts w:hint="eastAsia"/>
+        </w:rPr>
+      </w:pPr>
     </w:p>
     <w:sectPr>
-      <w:pgSz w:w="12240" w:h="15840" w:orient="portrait"/>
+      <w:pgSz w:w="12240" w:h="15840"/>
       <w:pgMar w:top="1440" w:right="1440" w:bottom="1440" w:left="1440" w:header="708" w:footer="708" w:gutter="0"/>
-      <w:pgNumType/>
+      <w:cols w:space="720"/>
       <w:docGrid w:linePitch="360"/>
     </w:sectPr>
   </w:body>
 </w:document>
 </file>
 
-<file path=word/comments.xml><?xml version="1.0" encoding="utf-8"?>
-<w:comments xmlns:cx="http://schemas.microsoft.com/office/drawing/2014/chartex" xmlns:cx1="http://schemas.microsoft.com/office/drawing/2015/9/8/chartex" xmlns:cx2="http://schemas.microsoft.com/office/drawing/2015/10/21/chartex" xmlns:cx3="http://schemas.microsoft.com/office/drawing/2016/5/9/chartex" xmlns:cx4="http://schemas.microsoft.com/office/drawing/2016/5/10/chartex" xmlns:cx5="http://schemas.microsoft.com/office/drawing/2016/5/11/chartex" xmlns:cx6="http://schemas.microsoft.com/office/drawing/2016/5/12/chartex" xmlns:cx7="http://schemas.microsoft.com/office/drawing/2016/5/13/chartex" xmlns:cx8="http://schemas.microsoft.com/office/drawing/2016/5/14/chartex" xmlns:mc="http://schemas.openxmlformats.org/markup-compatibility/2006" xmlns:aink="http://schemas.microsoft.com/office/drawing/2016/ink" xmlns:am3d="http://schemas.microsoft.com/office/drawing/2017/model3d" xmlns:o="urn:schemas-microsoft-com:office:office" xmlns:r="http://schemas.openxmlformats.org/officeDocument/2006/relationships" xmlns:m="http://schemas.openxmlformats.org/officeDocument/2006/math" xmlns:v="urn:schemas-microsoft-com:vml" xmlns:wp14="http://schemas.microsoft.com/office/word/2010/wordprocessingDrawing" xmlns:wp="http://schemas.openxmlformats.org/drawingml/2006/wordprocessingDrawing" xmlns:w10="urn:schemas-microsoft-com:office:word" xmlns:w="http://schemas.openxmlformats.org/wordprocessingml/2006/main" xmlns:w14="http://schemas.microsoft.com/office/word/2010/wordml" xmlns:w15="http://schemas.microsoft.com/office/word/2012/wordml" xmlns:w16cex="http://schemas.microsoft.com/office/word/2018/wordml/cex" xmlns:w16cid="http://schemas.microsoft.com/office/word/2016/wordml/cid" xmlns:w16="http://schemas.microsoft.com/office/word/2018/wordml" xmlns:w16sdtdh="http://schemas.microsoft.com/office/word/2020/wordml/sdtdatahash" xmlns:w16se="http://schemas.microsoft.com/office/word/2015/wordml/symex" xmlns:wpg="http://schemas.microsoft.com/office/word/2010/wordprocessingGroup" xmlns:wpi="http://schemas.microsoft.com/office/word/2010/wordprocessingInk" xmlns:wne="http://schemas.microsoft.com/office/word/2006/wordml" xmlns:wps="http://schemas.microsoft.com/office/word/2010/wordprocessingShape"/>
-</file>
-
-<file path=word/endnotes.xml><?xml version="1.0" encoding="utf-8"?>
-<w:endnotes xmlns:wpc="http://schemas.microsoft.com/office/word/2010/wordprocessingCanvas" xmlns:mc="http://schemas.openxmlformats.org/markup-compatibility/2006" xmlns:o="urn:schemas-microsoft-com:office:office" xmlns:r="http://schemas.openxmlformats.org/officeDocument/2006/relationships" xmlns:m="http://schemas.openxmlformats.org/officeDocument/2006/math" xmlns:v="urn:schemas-microsoft-com:vml" xmlns:wp14="http://schemas.microsoft.com/office/word/2010/wordprocessingDrawing" xmlns:wp="http://schemas.openxmlformats.org/drawingml/2006/wordprocessingDrawing" xmlns:w10="urn:schemas-microsoft-com:office:word" xmlns:w="http://schemas.openxmlformats.org/wordprocessingml/2006/main" xmlns:w14="http://schemas.microsoft.com/office/word/2010/wordml" xmlns:w15="http://schemas.microsoft.com/office/word/2012/wordml" xmlns:wpg="http://schemas.microsoft.com/office/word/2010/wordprocessingGroup" xmlns:wpi="http://schemas.microsoft.com/office/word/2010/wordprocessingInk" xmlns:wne="http://schemas.microsoft.com/office/word/2006/wordml" xmlns:wps="http://schemas.microsoft.com/office/word/2010/wordprocessingShape" mc:Ignorable="w14 w15 wp14">
-  <w:endnote w:type="separator" w:id="-1">
-    <w:p>
-      <w:pPr>
-        <w:spacing w:after="0" w:line="240" w:lineRule="auto"/>
-      </w:pPr>
-      <w:r>
-        <w:rPr>
-          <w:rStyle w:val="EndnoteReference"/>
-        </w:rPr>
-        <w:endnoteRef/>
-      </w:r>
-      <w:r>
-        <w:separator/>
-      </w:r>
-    </w:p>
-  </w:endnote>
-  <w:endnote w:type="continuationSeparator" w:id="0">
-    <w:p>
-      <w:pPr>
-        <w:spacing w:after="0" w:line="240" w:lineRule="auto"/>
-      </w:pPr>
-      <w:r>
-        <w:rPr>
-          <w:rStyle w:val="EndnoteReference"/>
-        </w:rPr>
-        <w:endnoteRef/>
-      </w:r>
-      <w:r>
-        <w:continuationSeparator/>
-      </w:r>
-    </w:p>
-  </w:endnote>
-</w:endnotes>
-</file>
-
-<file path=word/footnotes.xml><?xml version="1.0" encoding="utf-8"?>
-<w:footnotes xmlns:wpc="http://schemas.microsoft.com/office/word/2010/wordprocessingCanvas" xmlns:mc="http://schemas.openxmlformats.org/markup-compatibility/2006" xmlns:o="urn:schemas-microsoft-com:office:office" xmlns:r="http://schemas.openxmlformats.org/officeDocument/2006/relationships" xmlns:m="http://schemas.openxmlformats.org/officeDocument/2006/math" xmlns:v="urn:schemas-microsoft-com:vml" xmlns:wp14="http://schemas.microsoft.com/office/word/2010/wordprocessingDrawing" xmlns:wp="http://schemas.openxmlformats.org/drawingml/2006/wordprocessingDrawing" xmlns:w10="urn:schemas-microsoft-com:office:word" xmlns:w="http://schemas.openxmlformats.org/wordprocessingml/2006/main" xmlns:w14="http://schemas.microsoft.com/office/word/2010/wordml" xmlns:w15="http://schemas.microsoft.com/office/word/2012/wordml" xmlns:wpg="http://schemas.microsoft.com/office/word/2010/wordprocessingGroup" xmlns:wpi="http://schemas.microsoft.com/office/word/2010/wordprocessingInk" xmlns:wne="http://schemas.microsoft.com/office/word/2006/wordml" xmlns:wps="http://schemas.microsoft.com/office/word/2010/wordprocessingShape" mc:Ignorable="w14 w15 wp14">
-  <w:footnote w:type="separator" w:id="-1">
-    <w:p>
-      <w:pPr>
-        <w:spacing w:after="0" w:line="240" w:lineRule="auto"/>
-      </w:pPr>
-      <w:r>
-        <w:rPr>
-          <w:rStyle w:val="FootnoteReference"/>
-        </w:rPr>
-        <w:footnoteRef/>
-      </w:r>
-      <w:r>
-        <w:separator/>
-      </w:r>
-    </w:p>
-  </w:footnote>
-  <w:footnote w:type="continuationSeparator" w:id="0">
-    <w:p>
-      <w:pPr>
-        <w:spacing w:after="0" w:line="240" w:lineRule="auto"/>
-      </w:pPr>
-      <w:r>
-        <w:rPr>
-          <w:rStyle w:val="FootnoteReference"/>
-        </w:rPr>
-        <w:footnoteRef/>
-      </w:r>
-      <w:r>
-        <w:continuationSeparator/>
-      </w:r>
-    </w:p>
-  </w:footnote>
-</w:footnotes>
-</file>
-
 <file path=word/numbering.xml><?xml version="1.0" encoding="utf-8"?>
-<w:numbering xmlns:wpc="http://schemas.microsoft.com/office/word/2010/wordprocessingCanvas" xmlns:mc="http://schemas.openxmlformats.org/markup-compatibility/2006" xmlns:o="urn:schemas-microsoft-com:office:office" xmlns:r="http://schemas.openxmlformats.org/officeDocument/2006/relationships" xmlns:m="http://schemas.openxmlformats.org/officeDocument/2006/math" xmlns:v="urn:schemas-microsoft-com:vml" xmlns:wp14="http://schemas.microsoft.com/office/word/2010/wordprocessingDrawing" xmlns:wp="http://schemas.openxmlformats.org/drawingml/2006/wordprocessingDrawing" xmlns:w10="urn:schemas-microsoft-com:office:word" xmlns:w="http://schemas.openxmlformats.org/wordprocessingml/2006/main" xmlns:w14="http://schemas.microsoft.com/office/word/2010/wordml" xmlns:w15="http://schemas.microsoft.com/office/word/2012/wordml" xmlns:wpg="http://schemas.microsoft.com/office/word/2010/wordprocessingGroup" xmlns:wpi="http://schemas.microsoft.com/office/word/2010/wordprocessingInk" xmlns:wne="http://schemas.microsoft.com/office/word/2006/wordml" xmlns:wps="http://schemas.microsoft.com/office/word/2010/wordprocessingShape" mc:Ignorable="w14 w15 wp14">
+<w:numbering xmlns:wpc="http://schemas.microsoft.com/office/word/2010/wordprocessingCanvas" xmlns:cx="http://schemas.microsoft.com/office/drawing/2014/chartex" xmlns:cx1="http://schemas.microsoft.com/office/drawing/2015/9/8/chartex" xmlns:cx2="http://schemas.microsoft.com/office/drawing/2015/10/21/chartex" xmlns:cx3="http://schemas.microsoft.com/office/drawing/2016/5/9/chartex" xmlns:cx4="http://schemas.microsoft.com/office/drawing/2016/5/10/chartex" xmlns:cx5="http://schemas.microsoft.com/office/drawing/2016/5/11/chartex" xmlns:cx6="http://schemas.microsoft.com/office/drawing/2016/5/12/chartex" xmlns:cx7="http://schemas.microsoft.com/office/drawing/2016/5/13/chartex" xmlns:cx8="http://schemas.microsoft.com/office/drawing/2016/5/14/chartex" xmlns:mc="http://schemas.openxmlformats.org/markup-compatibility/2006" xmlns:aink="http://schemas.microsoft.com/office/drawing/2016/ink" xmlns:am3d="http://schemas.microsoft.com/office/drawing/2017/model3d" xmlns:o="urn:schemas-microsoft-com:office:office" xmlns:oel="http://schemas.microsoft.com/office/2019/extlst" xmlns:r="http://schemas.openxmlformats.org/officeDocument/2006/relationships" xmlns:m="http://schemas.openxmlformats.org/officeDocument/2006/math" xmlns:v="urn:schemas-microsoft-com:vml" xmlns:wp14="http://schemas.microsoft.com/office/word/2010/wordprocessingDrawing" xmlns:wp="http://schemas.openxmlformats.org/drawingml/2006/wordprocessingDrawing" xmlns:w10="urn:schemas-microsoft-com:office:word" xmlns:w="http://schemas.openxmlformats.org/wordprocessingml/2006/main" xmlns:w14="http://schemas.microsoft.com/office/word/2010/wordml" xmlns:w15="http://schemas.microsoft.com/office/word/2012/wordml" xmlns:w16cex="http://schemas.microsoft.com/office/word/2018/wordml/cex" xmlns:w16cid="http://schemas.microsoft.com/office/word/2016/wordml/cid" xmlns:w16="http://schemas.microsoft.com/office/word/2018/wordml" xmlns:w16du="http://schemas.microsoft.com/office/word/2023/wordml/word16du" xmlns:w16sdtdh="http://schemas.microsoft.com/office/word/2020/wordml/sdtdatahash" xmlns:w16sdtfl="http://schemas.microsoft.com/office/word/2024/wordml/sdtformatlock" xmlns:w16se="http://schemas.microsoft.com/office/word/2015/wordml/symex" xmlns:wpg="http://schemas.microsoft.com/office/word/2010/wordprocessingGroup" xmlns:wpi="http://schemas.microsoft.com/office/word/2010/wordprocessingInk" xmlns:wne="http://schemas.microsoft.com/office/word/2006/wordml" xmlns:wps="http://schemas.microsoft.com/office/word/2010/wordprocessingShape" mc:Ignorable="w14 w15 w16se w16cid w16 w16cex w16sdtdh w16sdtfl w16du wp14">
+  <w:abstractNum w:abstractNumId="0" w15:restartNumberingAfterBreak="0">
+    <w:nsid w:val="1A3C387F"/>
+    <w:multiLevelType w:val="hybridMultilevel"/>
+    <w:tmpl w:val="5B229FCE"/>
+    <w:lvl w:ilvl="0" w:tplc="2B10906C">
+      <w:start w:val="1"/>
+      <w:numFmt w:val="decimal"/>
+      <w:lvlText w:val="%1."/>
+      <w:lvlJc w:val="left"/>
+      <w:pPr>
+        <w:ind w:left="720" w:hanging="360"/>
+      </w:pPr>
+    </w:lvl>
+    <w:lvl w:ilvl="1" w:tplc="0010E1F4">
+      <w:numFmt w:val="decimal"/>
+      <w:lvlText w:val=""/>
+      <w:lvlJc w:val="left"/>
+    </w:lvl>
+    <w:lvl w:ilvl="2" w:tplc="F81E28D2">
+      <w:numFmt w:val="decimal"/>
+      <w:lvlText w:val=""/>
+      <w:lvlJc w:val="left"/>
+    </w:lvl>
+    <w:lvl w:ilvl="3" w:tplc="6088B446">
+      <w:numFmt w:val="decimal"/>
+      <w:lvlText w:val=""/>
+      <w:lvlJc w:val="left"/>
+    </w:lvl>
+    <w:lvl w:ilvl="4" w:tplc="88D85494">
+      <w:numFmt w:val="decimal"/>
+      <w:lvlText w:val=""/>
+      <w:lvlJc w:val="left"/>
+    </w:lvl>
+    <w:lvl w:ilvl="5" w:tplc="25021C1E">
+      <w:numFmt w:val="decimal"/>
+      <w:lvlText w:val=""/>
+      <w:lvlJc w:val="left"/>
+    </w:lvl>
+    <w:lvl w:ilvl="6" w:tplc="1FB00896">
+      <w:numFmt w:val="decimal"/>
+      <w:lvlText w:val=""/>
+      <w:lvlJc w:val="left"/>
+    </w:lvl>
+    <w:lvl w:ilvl="7" w:tplc="CAFA6ABE">
+      <w:numFmt w:val="decimal"/>
+      <w:lvlText w:val=""/>
+      <w:lvlJc w:val="left"/>
+    </w:lvl>
+    <w:lvl w:ilvl="8" w:tplc="7298D21C">
+      <w:numFmt w:val="decimal"/>
+      <w:lvlText w:val=""/>
+      <w:lvlJc w:val="left"/>
+    </w:lvl>
+  </w:abstractNum>
   <w:abstractNum w:abstractNumId="1" w15:restartNumberingAfterBreak="0">
+    <w:nsid w:val="4B1C2F1B"/>
     <w:multiLevelType w:val="hybridMultilevel"/>
-    <w:lvl w:ilvl="0" w15:tentative="1">
+    <w:tmpl w:val="C64CDD66"/>
+    <w:lvl w:ilvl="0" w:tplc="17EC09D4">
       <w:start w:val="1"/>
       <w:numFmt w:val="bullet"/>
       <w:lvlText w:val="●"/>
@@ -523,7 +806,7 @@
         <w:ind w:left="720" w:hanging="360"/>
       </w:pPr>
     </w:lvl>
-    <w:lvl w:ilvl="1" w15:tentative="1">
+    <w:lvl w:ilvl="1" w:tplc="640EC8D2">
       <w:start w:val="1"/>
       <w:numFmt w:val="bullet"/>
       <w:lvlText w:val="○"/>
@@ -532,7 +815,7 @@
         <w:ind w:left="1440" w:hanging="360"/>
       </w:pPr>
     </w:lvl>
-    <w:lvl w:ilvl="2" w15:tentative="1">
+    <w:lvl w:ilvl="2" w:tplc="94BEB39E">
       <w:start w:val="1"/>
       <w:numFmt w:val="bullet"/>
       <w:lvlText w:val="■"/>
@@ -541,7 +824,7 @@
         <w:ind w:left="2160" w:hanging="360"/>
       </w:pPr>
     </w:lvl>
-    <w:lvl w:ilvl="3" w15:tentative="1">
+    <w:lvl w:ilvl="3" w:tplc="537AD80C">
       <w:start w:val="1"/>
       <w:numFmt w:val="bullet"/>
       <w:lvlText w:val="●"/>
@@ -550,7 +833,7 @@
         <w:ind w:left="2880" w:hanging="360"/>
       </w:pPr>
     </w:lvl>
-    <w:lvl w:ilvl="4" w15:tentative="1">
+    <w:lvl w:ilvl="4" w:tplc="E5DA5ECE">
       <w:start w:val="1"/>
       <w:numFmt w:val="bullet"/>
       <w:lvlText w:val="○"/>
@@ -559,7 +842,7 @@
         <w:ind w:left="3600" w:hanging="360"/>
       </w:pPr>
     </w:lvl>
-    <w:lvl w:ilvl="5" w15:tentative="1">
+    <w:lvl w:ilvl="5" w:tplc="99B06924">
       <w:start w:val="1"/>
       <w:numFmt w:val="bullet"/>
       <w:lvlText w:val="■"/>
@@ -568,7 +851,7 @@
         <w:ind w:left="4320" w:hanging="360"/>
       </w:pPr>
     </w:lvl>
-    <w:lvl w:ilvl="6" w15:tentative="1">
+    <w:lvl w:ilvl="6" w:tplc="00FAC744">
       <w:start w:val="1"/>
       <w:numFmt w:val="bullet"/>
       <w:lvlText w:val="●"/>
@@ -577,7 +860,7 @@
         <w:ind w:left="5040" w:hanging="360"/>
       </w:pPr>
     </w:lvl>
-    <w:lvl w:ilvl="7" w15:tentative="1">
+    <w:lvl w:ilvl="7" w:tplc="F4286D62">
       <w:start w:val="1"/>
       <w:numFmt w:val="bullet"/>
       <w:lvlText w:val="●"/>
@@ -586,7 +869,7 @@
         <w:ind w:left="5760" w:hanging="360"/>
       </w:pPr>
     </w:lvl>
-    <w:lvl w:ilvl="8" w15:tentative="1">
+    <w:lvl w:ilvl="8" w:tplc="9FEE101A">
       <w:start w:val="1"/>
       <w:numFmt w:val="bullet"/>
       <w:lvlText w:val="●"/>
@@ -597,8 +880,10 @@
     </w:lvl>
   </w:abstractNum>
   <w:abstractNum w:abstractNumId="2" w15:restartNumberingAfterBreak="0">
+    <w:nsid w:val="69651FA3"/>
     <w:multiLevelType w:val="hybridMultilevel"/>
-    <w:lvl w:ilvl="0" w15:tentative="1">
+    <w:tmpl w:val="BC56C30A"/>
+    <w:lvl w:ilvl="0" w:tplc="DC6A87AE">
       <w:start w:val="1"/>
       <w:numFmt w:val="bullet"/>
       <w:lvlText w:val="•"/>
@@ -607,27 +892,55 @@
         <w:ind w:left="720" w:hanging="360"/>
       </w:pPr>
     </w:lvl>
+    <w:lvl w:ilvl="1" w:tplc="83584C38">
+      <w:numFmt w:val="decimal"/>
+      <w:lvlText w:val=""/>
+      <w:lvlJc w:val="left"/>
+    </w:lvl>
+    <w:lvl w:ilvl="2" w:tplc="50925486">
+      <w:numFmt w:val="decimal"/>
+      <w:lvlText w:val=""/>
+      <w:lvlJc w:val="left"/>
+    </w:lvl>
+    <w:lvl w:ilvl="3" w:tplc="FDD8FA04">
+      <w:numFmt w:val="decimal"/>
+      <w:lvlText w:val=""/>
+      <w:lvlJc w:val="left"/>
+    </w:lvl>
+    <w:lvl w:ilvl="4" w:tplc="34A897A0">
+      <w:numFmt w:val="decimal"/>
+      <w:lvlText w:val=""/>
+      <w:lvlJc w:val="left"/>
+    </w:lvl>
+    <w:lvl w:ilvl="5" w:tplc="6DEC89E0">
+      <w:numFmt w:val="decimal"/>
+      <w:lvlText w:val=""/>
+      <w:lvlJc w:val="left"/>
+    </w:lvl>
+    <w:lvl w:ilvl="6" w:tplc="F7901178">
+      <w:numFmt w:val="decimal"/>
+      <w:lvlText w:val=""/>
+      <w:lvlJc w:val="left"/>
+    </w:lvl>
+    <w:lvl w:ilvl="7" w:tplc="7B087C52">
+      <w:numFmt w:val="decimal"/>
+      <w:lvlText w:val=""/>
+      <w:lvlJc w:val="left"/>
+    </w:lvl>
+    <w:lvl w:ilvl="8" w:tplc="D28E43D6">
+      <w:numFmt w:val="decimal"/>
+      <w:lvlText w:val=""/>
+      <w:lvlJc w:val="left"/>
+    </w:lvl>
   </w:abstractNum>
-  <w:abstractNum w:abstractNumId="3" w15:restartNumberingAfterBreak="0">
-    <w:multiLevelType w:val="hybridMultilevel"/>
-    <w:lvl w:ilvl="0" w15:tentative="1">
-      <w:start w:val="1"/>
-      <w:numFmt w:val="decimal"/>
-      <w:lvlText w:val="%1."/>
-      <w:lvlJc w:val="left"/>
-      <w:pPr>
-        <w:ind w:left="720" w:hanging="360"/>
-      </w:pPr>
-    </w:lvl>
-  </w:abstractNum>
-  <w:num w:numId="1">
+  <w:num w:numId="1" w16cid:durableId="245917414">
     <w:abstractNumId w:val="1"/>
     <w:lvlOverride w:ilvl="0">
       <w:startOverride w:val="1"/>
     </w:lvlOverride>
   </w:num>
-  <w:num w:numId="2">
-    <w:abstractNumId w:val="3"/>
+  <w:num w:numId="2" w16cid:durableId="27146352">
+    <w:abstractNumId w:val="0"/>
     <w:lvlOverride w:ilvl="0">
       <w:startOverride w:val="1"/>
     </w:lvlOverride>
@@ -636,93 +949,529 @@
 </file>
 
 <file path=word/styles.xml><?xml version="1.0" encoding="utf-8"?>
-<w:styles xmlns:mc="http://schemas.openxmlformats.org/markup-compatibility/2006" xmlns:r="http://schemas.openxmlformats.org/officeDocument/2006/relationships" xmlns:w="http://schemas.openxmlformats.org/wordprocessingml/2006/main" xmlns:w14="http://schemas.microsoft.com/office/word/2010/wordml" xmlns:w15="http://schemas.microsoft.com/office/word/2012/wordml" mc:Ignorable="w14 w15">
+<w:styles xmlns:mc="http://schemas.openxmlformats.org/markup-compatibility/2006" xmlns:r="http://schemas.openxmlformats.org/officeDocument/2006/relationships" xmlns:w="http://schemas.openxmlformats.org/wordprocessingml/2006/main" xmlns:w14="http://schemas.microsoft.com/office/word/2010/wordml" xmlns:w15="http://schemas.microsoft.com/office/word/2012/wordml" xmlns:w16cex="http://schemas.microsoft.com/office/word/2018/wordml/cex" xmlns:w16cid="http://schemas.microsoft.com/office/word/2016/wordml/cid" xmlns:w16="http://schemas.microsoft.com/office/word/2018/wordml" xmlns:w16du="http://schemas.microsoft.com/office/word/2023/wordml/word16du" xmlns:w16sdtdh="http://schemas.microsoft.com/office/word/2020/wordml/sdtdatahash" xmlns:w16sdtfl="http://schemas.microsoft.com/office/word/2024/wordml/sdtformatlock" xmlns:w16se="http://schemas.microsoft.com/office/word/2015/wordml/symex" mc:Ignorable="w14 w15 w16se w16cid w16 w16cex w16sdtdh w16sdtfl w16du">
   <w:docDefaults>
     <w:rPrDefault>
       <w:rPr>
-        <w:rFonts w:ascii="Arial" w:cs="Arial" w:eastAsia="Arial" w:hAnsi="Arial"/>
+        <w:rFonts w:ascii="Arial" w:eastAsia="SimSun" w:hAnsi="Arial" w:cs="Arial"/>
         <w:sz w:val="22"/>
         <w:szCs w:val="22"/>
+        <w:lang w:val="en-CN" w:eastAsia="zh-CN" w:bidi="ar-SA"/>
       </w:rPr>
     </w:rPrDefault>
     <w:pPrDefault/>
   </w:docDefaults>
+  <w:latentStyles w:defLockedState="0" w:defUIPriority="99" w:defSemiHidden="0" w:defUnhideWhenUsed="0" w:defQFormat="0" w:count="376">
+    <w:lsdException w:name="Normal" w:uiPriority="0" w:qFormat="1"/>
+    <w:lsdException w:name="heading 1" w:uiPriority="9" w:qFormat="1"/>
+    <w:lsdException w:name="heading 2" w:semiHidden="1" w:uiPriority="9" w:unhideWhenUsed="1" w:qFormat="1"/>
+    <w:lsdException w:name="heading 3" w:semiHidden="1" w:uiPriority="9" w:unhideWhenUsed="1" w:qFormat="1"/>
+    <w:lsdException w:name="heading 4" w:semiHidden="1" w:uiPriority="9" w:unhideWhenUsed="1" w:qFormat="1"/>
+    <w:lsdException w:name="heading 5" w:semiHidden="1" w:uiPriority="9" w:unhideWhenUsed="1" w:qFormat="1"/>
+    <w:lsdException w:name="heading 6" w:semiHidden="1" w:uiPriority="9" w:unhideWhenUsed="1" w:qFormat="1"/>
+    <w:lsdException w:name="heading 7" w:semiHidden="1" w:uiPriority="9" w:unhideWhenUsed="1" w:qFormat="1"/>
+    <w:lsdException w:name="heading 8" w:semiHidden="1" w:uiPriority="9" w:unhideWhenUsed="1" w:qFormat="1"/>
+    <w:lsdException w:name="heading 9" w:semiHidden="1" w:uiPriority="9" w:unhideWhenUsed="1" w:qFormat="1"/>
+    <w:lsdException w:name="index 1" w:semiHidden="1" w:unhideWhenUsed="1"/>
+    <w:lsdException w:name="index 2" w:semiHidden="1" w:unhideWhenUsed="1"/>
+    <w:lsdException w:name="index 3" w:semiHidden="1" w:unhideWhenUsed="1"/>
+    <w:lsdException w:name="index 4" w:semiHidden="1" w:unhideWhenUsed="1"/>
+    <w:lsdException w:name="index 5" w:semiHidden="1" w:unhideWhenUsed="1"/>
+    <w:lsdException w:name="index 6" w:semiHidden="1" w:unhideWhenUsed="1"/>
+    <w:lsdException w:name="index 7" w:semiHidden="1" w:unhideWhenUsed="1"/>
+    <w:lsdException w:name="index 8" w:semiHidden="1" w:unhideWhenUsed="1"/>
+    <w:lsdException w:name="index 9" w:semiHidden="1" w:unhideWhenUsed="1"/>
+    <w:lsdException w:name="toc 1" w:semiHidden="1" w:uiPriority="39" w:unhideWhenUsed="1"/>
+    <w:lsdException w:name="toc 2" w:semiHidden="1" w:uiPriority="39" w:unhideWhenUsed="1"/>
+    <w:lsdException w:name="toc 3" w:semiHidden="1" w:uiPriority="39" w:unhideWhenUsed="1"/>
+    <w:lsdException w:name="toc 4" w:semiHidden="1" w:uiPriority="39" w:unhideWhenUsed="1"/>
+    <w:lsdException w:name="toc 5" w:semiHidden="1" w:uiPriority="39" w:unhideWhenUsed="1"/>
+    <w:lsdException w:name="toc 6" w:semiHidden="1" w:uiPriority="39" w:unhideWhenUsed="1"/>
+    <w:lsdException w:name="toc 7" w:semiHidden="1" w:uiPriority="39" w:unhideWhenUsed="1"/>
+    <w:lsdException w:name="toc 8" w:semiHidden="1" w:uiPriority="39" w:unhideWhenUsed="1"/>
+    <w:lsdException w:name="toc 9" w:semiHidden="1" w:uiPriority="39" w:unhideWhenUsed="1"/>
+    <w:lsdException w:name="Normal Indent" w:semiHidden="1" w:unhideWhenUsed="1"/>
+    <w:lsdException w:name="footnote text" w:semiHidden="1" w:unhideWhenUsed="1"/>
+    <w:lsdException w:name="annotation text" w:semiHidden="1" w:unhideWhenUsed="1"/>
+    <w:lsdException w:name="header" w:semiHidden="1" w:unhideWhenUsed="1"/>
+    <w:lsdException w:name="footer" w:semiHidden="1" w:unhideWhenUsed="1"/>
+    <w:lsdException w:name="index heading" w:semiHidden="1" w:unhideWhenUsed="1"/>
+    <w:lsdException w:name="caption" w:semiHidden="1" w:uiPriority="35" w:unhideWhenUsed="1" w:qFormat="1"/>
+    <w:lsdException w:name="table of figures" w:semiHidden="1" w:unhideWhenUsed="1"/>
+    <w:lsdException w:name="envelope address" w:semiHidden="1" w:unhideWhenUsed="1"/>
+    <w:lsdException w:name="envelope return" w:semiHidden="1" w:unhideWhenUsed="1"/>
+    <w:lsdException w:name="footnote reference" w:semiHidden="1" w:unhideWhenUsed="1"/>
+    <w:lsdException w:name="annotation reference" w:semiHidden="1" w:unhideWhenUsed="1"/>
+    <w:lsdException w:name="line number" w:semiHidden="1" w:unhideWhenUsed="1"/>
+    <w:lsdException w:name="page number" w:semiHidden="1" w:unhideWhenUsed="1"/>
+    <w:lsdException w:name="endnote reference" w:semiHidden="1" w:unhideWhenUsed="1"/>
+    <w:lsdException w:name="endnote text" w:semiHidden="1" w:unhideWhenUsed="1"/>
+    <w:lsdException w:name="table of authorities" w:semiHidden="1" w:unhideWhenUsed="1"/>
+    <w:lsdException w:name="macro" w:semiHidden="1" w:unhideWhenUsed="1"/>
+    <w:lsdException w:name="toa heading" w:semiHidden="1" w:unhideWhenUsed="1"/>
+    <w:lsdException w:name="List" w:semiHidden="1" w:unhideWhenUsed="1"/>
+    <w:lsdException w:name="List Bullet" w:semiHidden="1" w:unhideWhenUsed="1"/>
+    <w:lsdException w:name="List Number" w:semiHidden="1" w:unhideWhenUsed="1"/>
+    <w:lsdException w:name="List 2" w:semiHidden="1" w:unhideWhenUsed="1"/>
+    <w:lsdException w:name="List 3" w:semiHidden="1" w:unhideWhenUsed="1"/>
+    <w:lsdException w:name="List 4" w:semiHidden="1" w:unhideWhenUsed="1"/>
+    <w:lsdException w:name="List 5" w:semiHidden="1" w:unhideWhenUsed="1"/>
+    <w:lsdException w:name="List Bullet 2" w:semiHidden="1" w:unhideWhenUsed="1"/>
+    <w:lsdException w:name="List Bullet 3" w:semiHidden="1" w:unhideWhenUsed="1"/>
+    <w:lsdException w:name="List Bullet 4" w:semiHidden="1" w:unhideWhenUsed="1"/>
+    <w:lsdException w:name="List Bullet 5" w:semiHidden="1" w:unhideWhenUsed="1"/>
+    <w:lsdException w:name="List Number 2" w:semiHidden="1" w:unhideWhenUsed="1"/>
+    <w:lsdException w:name="List Number 3" w:semiHidden="1" w:unhideWhenUsed="1"/>
+    <w:lsdException w:name="List Number 4" w:semiHidden="1" w:unhideWhenUsed="1"/>
+    <w:lsdException w:name="List Number 5" w:semiHidden="1" w:unhideWhenUsed="1"/>
+    <w:lsdException w:name="Title" w:uiPriority="10" w:qFormat="1"/>
+    <w:lsdException w:name="Closing" w:semiHidden="1" w:unhideWhenUsed="1"/>
+    <w:lsdException w:name="Signature" w:semiHidden="1" w:unhideWhenUsed="1"/>
+    <w:lsdException w:name="Default Paragraph Font" w:semiHidden="1" w:uiPriority="1" w:unhideWhenUsed="1"/>
+    <w:lsdException w:name="Body Text" w:semiHidden="1" w:unhideWhenUsed="1"/>
+    <w:lsdException w:name="Body Text Indent" w:semiHidden="1" w:unhideWhenUsed="1"/>
+    <w:lsdException w:name="List Continue" w:semiHidden="1" w:unhideWhenUsed="1"/>
+    <w:lsdException w:name="List Continue 2" w:semiHidden="1" w:unhideWhenUsed="1"/>
+    <w:lsdException w:name="List Continue 3" w:semiHidden="1" w:unhideWhenUsed="1"/>
+    <w:lsdException w:name="List Continue 4" w:semiHidden="1" w:unhideWhenUsed="1"/>
+    <w:lsdException w:name="List Continue 5" w:semiHidden="1" w:unhideWhenUsed="1"/>
+    <w:lsdException w:name="Message Header" w:semiHidden="1" w:unhideWhenUsed="1"/>
+    <w:lsdException w:name="Subtitle" w:uiPriority="11" w:qFormat="1"/>
+    <w:lsdException w:name="Salutation" w:semiHidden="1" w:unhideWhenUsed="1"/>
+    <w:lsdException w:name="Date" w:semiHidden="1" w:unhideWhenUsed="1"/>
+    <w:lsdException w:name="Body Text First Indent" w:semiHidden="1" w:unhideWhenUsed="1"/>
+    <w:lsdException w:name="Body Text First Indent 2" w:semiHidden="1" w:unhideWhenUsed="1"/>
+    <w:lsdException w:name="Note Heading" w:semiHidden="1" w:unhideWhenUsed="1"/>
+    <w:lsdException w:name="Body Text 2" w:semiHidden="1" w:unhideWhenUsed="1"/>
+    <w:lsdException w:name="Body Text 3" w:semiHidden="1" w:unhideWhenUsed="1"/>
+    <w:lsdException w:name="Body Text Indent 2" w:semiHidden="1" w:unhideWhenUsed="1"/>
+    <w:lsdException w:name="Body Text Indent 3" w:semiHidden="1" w:unhideWhenUsed="1"/>
+    <w:lsdException w:name="Block Text" w:semiHidden="1" w:unhideWhenUsed="1"/>
+    <w:lsdException w:name="Hyperlink" w:semiHidden="1" w:unhideWhenUsed="1"/>
+    <w:lsdException w:name="FollowedHyperlink" w:semiHidden="1" w:unhideWhenUsed="1"/>
+    <w:lsdException w:name="Strong" w:uiPriority="22" w:qFormat="1"/>
+    <w:lsdException w:name="Emphasis" w:uiPriority="20" w:qFormat="1"/>
+    <w:lsdException w:name="Document Map" w:semiHidden="1" w:unhideWhenUsed="1"/>
+    <w:lsdException w:name="Plain Text" w:semiHidden="1" w:unhideWhenUsed="1"/>
+    <w:lsdException w:name="E-mail Signature" w:semiHidden="1" w:unhideWhenUsed="1"/>
+    <w:lsdException w:name="HTML Top of Form" w:semiHidden="1" w:unhideWhenUsed="1"/>
+    <w:lsdException w:name="HTML Bottom of Form" w:semiHidden="1" w:unhideWhenUsed="1"/>
+    <w:lsdException w:name="Normal (Web)" w:semiHidden="1" w:unhideWhenUsed="1"/>
+    <w:lsdException w:name="HTML Acronym" w:semiHidden="1" w:unhideWhenUsed="1"/>
+    <w:lsdException w:name="HTML Address" w:semiHidden="1" w:unhideWhenUsed="1"/>
+    <w:lsdException w:name="HTML Cite" w:semiHidden="1" w:unhideWhenUsed="1"/>
+    <w:lsdException w:name="HTML Code" w:semiHidden="1" w:unhideWhenUsed="1"/>
+    <w:lsdException w:name="HTML Definition" w:semiHidden="1" w:unhideWhenUsed="1"/>
+    <w:lsdException w:name="HTML Keyboard" w:semiHidden="1" w:unhideWhenUsed="1"/>
+    <w:lsdException w:name="HTML Preformatted" w:semiHidden="1" w:unhideWhenUsed="1"/>
+    <w:lsdException w:name="HTML Sample" w:semiHidden="1" w:unhideWhenUsed="1"/>
+    <w:lsdException w:name="HTML Typewriter" w:semiHidden="1" w:unhideWhenUsed="1"/>
+    <w:lsdException w:name="HTML Variable" w:semiHidden="1" w:unhideWhenUsed="1"/>
+    <w:lsdException w:name="Normal Table" w:semiHidden="1" w:unhideWhenUsed="1"/>
+    <w:lsdException w:name="annotation subject" w:semiHidden="1" w:unhideWhenUsed="1"/>
+    <w:lsdException w:name="No List" w:semiHidden="1" w:unhideWhenUsed="1"/>
+    <w:lsdException w:name="Outline List 1" w:semiHidden="1" w:unhideWhenUsed="1"/>
+    <w:lsdException w:name="Outline List 2" w:semiHidden="1" w:unhideWhenUsed="1"/>
+    <w:lsdException w:name="Outline List 3" w:semiHidden="1" w:unhideWhenUsed="1"/>
+    <w:lsdException w:name="Table Simple 1" w:semiHidden="1" w:unhideWhenUsed="1"/>
+    <w:lsdException w:name="Table Simple 2" w:semiHidden="1" w:unhideWhenUsed="1"/>
+    <w:lsdException w:name="Table Simple 3" w:semiHidden="1" w:unhideWhenUsed="1"/>
+    <w:lsdException w:name="Table Classic 1" w:semiHidden="1" w:unhideWhenUsed="1"/>
+    <w:lsdException w:name="Table Classic 2" w:semiHidden="1" w:unhideWhenUsed="1"/>
+    <w:lsdException w:name="Table Classic 3" w:semiHidden="1" w:unhideWhenUsed="1"/>
+    <w:lsdException w:name="Table Classic 4" w:semiHidden="1" w:unhideWhenUsed="1"/>
+    <w:lsdException w:name="Table Colorful 1" w:semiHidden="1" w:unhideWhenUsed="1"/>
+    <w:lsdException w:name="Table Colorful 2" w:semiHidden="1" w:unhideWhenUsed="1"/>
+    <w:lsdException w:name="Table Colorful 3" w:semiHidden="1" w:unhideWhenUsed="1"/>
+    <w:lsdException w:name="Table Columns 1" w:semiHidden="1" w:unhideWhenUsed="1"/>
+    <w:lsdException w:name="Table Columns 2" w:semiHidden="1" w:unhideWhenUsed="1"/>
+    <w:lsdException w:name="Table Columns 3" w:semiHidden="1" w:unhideWhenUsed="1"/>
+    <w:lsdException w:name="Table Columns 4" w:semiHidden="1" w:unhideWhenUsed="1"/>
+    <w:lsdException w:name="Table Columns 5" w:semiHidden="1" w:unhideWhenUsed="1"/>
+    <w:lsdException w:name="Table Grid 1" w:semiHidden="1" w:unhideWhenUsed="1"/>
+    <w:lsdException w:name="Table Grid 2" w:semiHidden="1" w:unhideWhenUsed="1"/>
+    <w:lsdException w:name="Table Grid 3" w:semiHidden="1" w:unhideWhenUsed="1"/>
+    <w:lsdException w:name="Table Grid 4" w:semiHidden="1" w:unhideWhenUsed="1"/>
+    <w:lsdException w:name="Table Grid 5" w:semiHidden="1" w:unhideWhenUsed="1"/>
+    <w:lsdException w:name="Table Grid 6" w:semiHidden="1" w:unhideWhenUsed="1"/>
+    <w:lsdException w:name="Table Grid 7" w:semiHidden="1" w:unhideWhenUsed="1"/>
+    <w:lsdException w:name="Table Grid 8" w:semiHidden="1" w:unhideWhenUsed="1"/>
+    <w:lsdException w:name="Table List 1" w:semiHidden="1" w:unhideWhenUsed="1"/>
+    <w:lsdException w:name="Table List 2" w:semiHidden="1" w:unhideWhenUsed="1"/>
+    <w:lsdException w:name="Table List 3" w:semiHidden="1" w:unhideWhenUsed="1"/>
+    <w:lsdException w:name="Table List 4" w:semiHidden="1" w:unhideWhenUsed="1"/>
+    <w:lsdException w:name="Table List 5" w:semiHidden="1" w:unhideWhenUsed="1"/>
+    <w:lsdException w:name="Table List 6" w:semiHidden="1" w:unhideWhenUsed="1"/>
+    <w:lsdException w:name="Table List 7" w:semiHidden="1" w:unhideWhenUsed="1"/>
+    <w:lsdException w:name="Table List 8" w:semiHidden="1" w:unhideWhenUsed="1"/>
+    <w:lsdException w:name="Table 3D effects 1" w:semiHidden="1" w:unhideWhenUsed="1"/>
+    <w:lsdException w:name="Table 3D effects 2" w:semiHidden="1" w:unhideWhenUsed="1"/>
+    <w:lsdException w:name="Table 3D effects 3" w:semiHidden="1" w:unhideWhenUsed="1"/>
+    <w:lsdException w:name="Table Contemporary" w:semiHidden="1" w:unhideWhenUsed="1"/>
+    <w:lsdException w:name="Table Elegant" w:semiHidden="1" w:unhideWhenUsed="1"/>
+    <w:lsdException w:name="Table Professional" w:semiHidden="1" w:unhideWhenUsed="1"/>
+    <w:lsdException w:name="Table Subtle 1" w:semiHidden="1" w:unhideWhenUsed="1"/>
+    <w:lsdException w:name="Table Subtle 2" w:semiHidden="1" w:unhideWhenUsed="1"/>
+    <w:lsdException w:name="Table Web 1" w:semiHidden="1" w:unhideWhenUsed="1"/>
+    <w:lsdException w:name="Table Web 2" w:semiHidden="1" w:unhideWhenUsed="1"/>
+    <w:lsdException w:name="Table Web 3" w:semiHidden="1" w:unhideWhenUsed="1"/>
+    <w:lsdException w:name="Balloon Text" w:semiHidden="1" w:unhideWhenUsed="1"/>
+    <w:lsdException w:name="Table Grid" w:uiPriority="39"/>
+    <w:lsdException w:name="Table Theme" w:semiHidden="1" w:unhideWhenUsed="1"/>
+    <w:lsdException w:name="Placeholder Text" w:semiHidden="1"/>
+    <w:lsdException w:name="No Spacing" w:uiPriority="1" w:qFormat="1"/>
+    <w:lsdException w:name="Light Shading" w:uiPriority="60"/>
+    <w:lsdException w:name="Light List" w:uiPriority="61"/>
+    <w:lsdException w:name="Light Grid" w:uiPriority="62"/>
+    <w:lsdException w:name="Medium Shading 1" w:uiPriority="63"/>
+    <w:lsdException w:name="Medium Shading 2" w:uiPriority="64"/>
+    <w:lsdException w:name="Medium List 1" w:uiPriority="65"/>
+    <w:lsdException w:name="Medium List 2" w:uiPriority="66"/>
+    <w:lsdException w:name="Medium Grid 1" w:uiPriority="67"/>
+    <w:lsdException w:name="Medium Grid 2" w:uiPriority="68"/>
+    <w:lsdException w:name="Medium Grid 3" w:uiPriority="69"/>
+    <w:lsdException w:name="Dark List" w:uiPriority="70"/>
+    <w:lsdException w:name="Colorful Shading" w:uiPriority="71"/>
+    <w:lsdException w:name="Colorful List" w:uiPriority="72"/>
+    <w:lsdException w:name="Colorful Grid" w:uiPriority="73"/>
+    <w:lsdException w:name="Light Shading Accent 1" w:uiPriority="60"/>
+    <w:lsdException w:name="Light List Accent 1" w:uiPriority="61"/>
+    <w:lsdException w:name="Light Grid Accent 1" w:uiPriority="62"/>
+    <w:lsdException w:name="Medium Shading 1 Accent 1" w:uiPriority="63"/>
+    <w:lsdException w:name="Medium Shading 2 Accent 1" w:uiPriority="64"/>
+    <w:lsdException w:name="Medium List 1 Accent 1" w:uiPriority="65"/>
+    <w:lsdException w:name="Revision" w:semiHidden="1"/>
+    <w:lsdException w:name="List Paragraph" w:uiPriority="34" w:qFormat="1"/>
+    <w:lsdException w:name="Quote" w:uiPriority="29" w:qFormat="1"/>
+    <w:lsdException w:name="Intense Quote" w:uiPriority="30" w:qFormat="1"/>
+    <w:lsdException w:name="Medium List 2 Accent 1" w:uiPriority="66"/>
+    <w:lsdException w:name="Medium Grid 1 Accent 1" w:uiPriority="67"/>
+    <w:lsdException w:name="Medium Grid 2 Accent 1" w:uiPriority="68"/>
+    <w:lsdException w:name="Medium Grid 3 Accent 1" w:uiPriority="69"/>
+    <w:lsdException w:name="Dark List Accent 1" w:uiPriority="70"/>
+    <w:lsdException w:name="Colorful Shading Accent 1" w:uiPriority="71"/>
+    <w:lsdException w:name="Colorful List Accent 1" w:uiPriority="72"/>
+    <w:lsdException w:name="Colorful Grid Accent 1" w:uiPriority="73"/>
+    <w:lsdException w:name="Light Shading Accent 2" w:uiPriority="60"/>
+    <w:lsdException w:name="Light List Accent 2" w:uiPriority="61"/>
+    <w:lsdException w:name="Light Grid Accent 2" w:uiPriority="62"/>
+    <w:lsdException w:name="Medium Shading 1 Accent 2" w:uiPriority="63"/>
+    <w:lsdException w:name="Medium Shading 2 Accent 2" w:uiPriority="64"/>
+    <w:lsdException w:name="Medium List 1 Accent 2" w:uiPriority="65"/>
+    <w:lsdException w:name="Medium List 2 Accent 2" w:uiPriority="66"/>
+    <w:lsdException w:name="Medium Grid 1 Accent 2" w:uiPriority="67"/>
+    <w:lsdException w:name="Medium Grid 2 Accent 2" w:uiPriority="68"/>
+    <w:lsdException w:name="Medium Grid 3 Accent 2" w:uiPriority="69"/>
+    <w:lsdException w:name="Dark List Accent 2" w:uiPriority="70"/>
+    <w:lsdException w:name="Colorful Shading Accent 2" w:uiPriority="71"/>
+    <w:lsdException w:name="Colorful List Accent 2" w:uiPriority="72"/>
+    <w:lsdException w:name="Colorful Grid Accent 2" w:uiPriority="73"/>
+    <w:lsdException w:name="Light Shading Accent 3" w:uiPriority="60"/>
+    <w:lsdException w:name="Light List Accent 3" w:uiPriority="61"/>
+    <w:lsdException w:name="Light Grid Accent 3" w:uiPriority="62"/>
+    <w:lsdException w:name="Medium Shading 1 Accent 3" w:uiPriority="63"/>
+    <w:lsdException w:name="Medium Shading 2 Accent 3" w:uiPriority="64"/>
+    <w:lsdException w:name="Medium List 1 Accent 3" w:uiPriority="65"/>
+    <w:lsdException w:name="Medium List 2 Accent 3" w:uiPriority="66"/>
+    <w:lsdException w:name="Medium Grid 1 Accent 3" w:uiPriority="67"/>
+    <w:lsdException w:name="Medium Grid 2 Accent 3" w:uiPriority="68"/>
+    <w:lsdException w:name="Medium Grid 3 Accent 3" w:uiPriority="69"/>
+    <w:lsdException w:name="Dark List Accent 3" w:uiPriority="70"/>
+    <w:lsdException w:name="Colorful Shading Accent 3" w:uiPriority="71"/>
+    <w:lsdException w:name="Colorful List Accent 3" w:uiPriority="72"/>
+    <w:lsdException w:name="Colorful Grid Accent 3" w:uiPriority="73"/>
+    <w:lsdException w:name="Light Shading Accent 4" w:uiPriority="60"/>
+    <w:lsdException w:name="Light List Accent 4" w:uiPriority="61"/>
+    <w:lsdException w:name="Light Grid Accent 4" w:uiPriority="62"/>
+    <w:lsdException w:name="Medium Shading 1 Accent 4" w:uiPriority="63"/>
+    <w:lsdException w:name="Medium Shading 2 Accent 4" w:uiPriority="64"/>
+    <w:lsdException w:name="Medium List 1 Accent 4" w:uiPriority="65"/>
+    <w:lsdException w:name="Medium List 2 Accent 4" w:uiPriority="66"/>
+    <w:lsdException w:name="Medium Grid 1 Accent 4" w:uiPriority="67"/>
+    <w:lsdException w:name="Medium Grid 2 Accent 4" w:uiPriority="68"/>
+    <w:lsdException w:name="Medium Grid 3 Accent 4" w:uiPriority="69"/>
+    <w:lsdException w:name="Dark List Accent 4" w:uiPriority="70"/>
+    <w:lsdException w:name="Colorful Shading Accent 4" w:uiPriority="71"/>
+    <w:lsdException w:name="Colorful List Accent 4" w:uiPriority="72"/>
+    <w:lsdException w:name="Colorful Grid Accent 4" w:uiPriority="73"/>
+    <w:lsdException w:name="Light Shading Accent 5" w:uiPriority="60"/>
+    <w:lsdException w:name="Light List Accent 5" w:uiPriority="61"/>
+    <w:lsdException w:name="Light Grid Accent 5" w:uiPriority="62"/>
+    <w:lsdException w:name="Medium Shading 1 Accent 5" w:uiPriority="63"/>
+    <w:lsdException w:name="Medium Shading 2 Accent 5" w:uiPriority="64"/>
+    <w:lsdException w:name="Medium List 1 Accent 5" w:uiPriority="65"/>
+    <w:lsdException w:name="Medium List 2 Accent 5" w:uiPriority="66"/>
+    <w:lsdException w:name="Medium Grid 1 Accent 5" w:uiPriority="67"/>
+    <w:lsdException w:name="Medium Grid 2 Accent 5" w:uiPriority="68"/>
+    <w:lsdException w:name="Medium Grid 3 Accent 5" w:uiPriority="69"/>
+    <w:lsdException w:name="Dark List Accent 5" w:uiPriority="70"/>
+    <w:lsdException w:name="Colorful Shading Accent 5" w:uiPriority="71"/>
+    <w:lsdException w:name="Colorful List Accent 5" w:uiPriority="72"/>
+    <w:lsdException w:name="Colorful Grid Accent 5" w:uiPriority="73"/>
+    <w:lsdException w:name="Light Shading Accent 6" w:uiPriority="60"/>
+    <w:lsdException w:name="Light List Accent 6" w:uiPriority="61"/>
+    <w:lsdException w:name="Light Grid Accent 6" w:uiPriority="62"/>
+    <w:lsdException w:name="Medium Shading 1 Accent 6" w:uiPriority="63"/>
+    <w:lsdException w:name="Medium Shading 2 Accent 6" w:uiPriority="64"/>
+    <w:lsdException w:name="Medium List 1 Accent 6" w:uiPriority="65"/>
+    <w:lsdException w:name="Medium List 2 Accent 6" w:uiPriority="66"/>
+    <w:lsdException w:name="Medium Grid 1 Accent 6" w:uiPriority="67"/>
+    <w:lsdException w:name="Medium Grid 2 Accent 6" w:uiPriority="68"/>
+    <w:lsdException w:name="Medium Grid 3 Accent 6" w:uiPriority="69"/>
+    <w:lsdException w:name="Dark List Accent 6" w:uiPriority="70"/>
+    <w:lsdException w:name="Colorful Shading Accent 6" w:uiPriority="71"/>
+    <w:lsdException w:name="Colorful List Accent 6" w:uiPriority="72"/>
+    <w:lsdException w:name="Colorful Grid Accent 6" w:uiPriority="73"/>
+    <w:lsdException w:name="Subtle Emphasis" w:uiPriority="19" w:qFormat="1"/>
+    <w:lsdException w:name="Intense Emphasis" w:uiPriority="21" w:qFormat="1"/>
+    <w:lsdException w:name="Subtle Reference" w:uiPriority="31" w:qFormat="1"/>
+    <w:lsdException w:name="Intense Reference" w:uiPriority="32" w:qFormat="1"/>
+    <w:lsdException w:name="Book Title" w:uiPriority="33" w:qFormat="1"/>
+    <w:lsdException w:name="Bibliography" w:semiHidden="1" w:uiPriority="37" w:unhideWhenUsed="1"/>
+    <w:lsdException w:name="TOC Heading" w:semiHidden="1" w:uiPriority="39" w:unhideWhenUsed="1" w:qFormat="1"/>
+    <w:lsdException w:name="Plain Table 1" w:uiPriority="41"/>
+    <w:lsdException w:name="Plain Table 2" w:uiPriority="42"/>
+    <w:lsdException w:name="Plain Table 3" w:uiPriority="43"/>
+    <w:lsdException w:name="Plain Table 4" w:uiPriority="44"/>
+    <w:lsdException w:name="Plain Table 5" w:uiPriority="45"/>
+    <w:lsdException w:name="Grid Table Light" w:uiPriority="40"/>
+    <w:lsdException w:name="Grid Table 1 Light" w:uiPriority="46"/>
+    <w:lsdException w:name="Grid Table 2" w:uiPriority="47"/>
+    <w:lsdException w:name="Grid Table 3" w:uiPriority="48"/>
+    <w:lsdException w:name="Grid Table 4" w:uiPriority="49"/>
+    <w:lsdException w:name="Grid Table 5 Dark" w:uiPriority="50"/>
+    <w:lsdException w:name="Grid Table 6 Colorful" w:uiPriority="51"/>
+    <w:lsdException w:name="Grid Table 7 Colorful" w:uiPriority="52"/>
+    <w:lsdException w:name="Grid Table 1 Light Accent 1" w:uiPriority="46"/>
+    <w:lsdException w:name="Grid Table 2 Accent 1" w:uiPriority="47"/>
+    <w:lsdException w:name="Grid Table 3 Accent 1" w:uiPriority="48"/>
+    <w:lsdException w:name="Grid Table 4 Accent 1" w:uiPriority="49"/>
+    <w:lsdException w:name="Grid Table 5 Dark Accent 1" w:uiPriority="50"/>
+    <w:lsdException w:name="Grid Table 6 Colorful Accent 1" w:uiPriority="51"/>
+    <w:lsdException w:name="Grid Table 7 Colorful Accent 1" w:uiPriority="52"/>
+    <w:lsdException w:name="Grid Table 1 Light Accent 2" w:uiPriority="46"/>
+    <w:lsdException w:name="Grid Table 2 Accent 2" w:uiPriority="47"/>
+    <w:lsdException w:name="Grid Table 3 Accent 2" w:uiPriority="48"/>
+    <w:lsdException w:name="Grid Table 4 Accent 2" w:uiPriority="49"/>
+    <w:lsdException w:name="Grid Table 5 Dark Accent 2" w:uiPriority="50"/>
+    <w:lsdException w:name="Grid Table 6 Colorful Accent 2" w:uiPriority="51"/>
+    <w:lsdException w:name="Grid Table 7 Colorful Accent 2" w:uiPriority="52"/>
+    <w:lsdException w:name="Grid Table 1 Light Accent 3" w:uiPriority="46"/>
+    <w:lsdException w:name="Grid Table 2 Accent 3" w:uiPriority="47"/>
+    <w:lsdException w:name="Grid Table 3 Accent 3" w:uiPriority="48"/>
+    <w:lsdException w:name="Grid Table 4 Accent 3" w:uiPriority="49"/>
+    <w:lsdException w:name="Grid Table 5 Dark Accent 3" w:uiPriority="50"/>
+    <w:lsdException w:name="Grid Table 6 Colorful Accent 3" w:uiPriority="51"/>
+    <w:lsdException w:name="Grid Table 7 Colorful Accent 3" w:uiPriority="52"/>
+    <w:lsdException w:name="Grid Table 1 Light Accent 4" w:uiPriority="46"/>
+    <w:lsdException w:name="Grid Table 2 Accent 4" w:uiPriority="47"/>
+    <w:lsdException w:name="Grid Table 3 Accent 4" w:uiPriority="48"/>
+    <w:lsdException w:name="Grid Table 4 Accent 4" w:uiPriority="49"/>
+    <w:lsdException w:name="Grid Table 5 Dark Accent 4" w:uiPriority="50"/>
+    <w:lsdException w:name="Grid Table 6 Colorful Accent 4" w:uiPriority="51"/>
+    <w:lsdException w:name="Grid Table 7 Colorful Accent 4" w:uiPriority="52"/>
+    <w:lsdException w:name="Grid Table 1 Light Accent 5" w:uiPriority="46"/>
+    <w:lsdException w:name="Grid Table 2 Accent 5" w:uiPriority="47"/>
+    <w:lsdException w:name="Grid Table 3 Accent 5" w:uiPriority="48"/>
+    <w:lsdException w:name="Grid Table 4 Accent 5" w:uiPriority="49"/>
+    <w:lsdException w:name="Grid Table 5 Dark Accent 5" w:uiPriority="50"/>
+    <w:lsdException w:name="Grid Table 6 Colorful Accent 5" w:uiPriority="51"/>
+    <w:lsdException w:name="Grid Table 7 Colorful Accent 5" w:uiPriority="52"/>
+    <w:lsdException w:name="Grid Table 1 Light Accent 6" w:uiPriority="46"/>
+    <w:lsdException w:name="Grid Table 2 Accent 6" w:uiPriority="47"/>
+    <w:lsdException w:name="Grid Table 3 Accent 6" w:uiPriority="48"/>
+    <w:lsdException w:name="Grid Table 4 Accent 6" w:uiPriority="49"/>
+    <w:lsdException w:name="Grid Table 5 Dark Accent 6" w:uiPriority="50"/>
+    <w:lsdException w:name="Grid Table 6 Colorful Accent 6" w:uiPriority="51"/>
+    <w:lsdException w:name="Grid Table 7 Colorful Accent 6" w:uiPriority="52"/>
+    <w:lsdException w:name="List Table 1 Light" w:uiPriority="46"/>
+    <w:lsdException w:name="List Table 2" w:uiPriority="47"/>
+    <w:lsdException w:name="List Table 3" w:uiPriority="48"/>
+    <w:lsdException w:name="List Table 4" w:uiPriority="49"/>
+    <w:lsdException w:name="List Table 5 Dark" w:uiPriority="50"/>
+    <w:lsdException w:name="List Table 6 Colorful" w:uiPriority="51"/>
+    <w:lsdException w:name="List Table 7 Colorful" w:uiPriority="52"/>
+    <w:lsdException w:name="List Table 1 Light Accent 1" w:uiPriority="46"/>
+    <w:lsdException w:name="List Table 2 Accent 1" w:uiPriority="47"/>
+    <w:lsdException w:name="List Table 3 Accent 1" w:uiPriority="48"/>
+    <w:lsdException w:name="List Table 4 Accent 1" w:uiPriority="49"/>
+    <w:lsdException w:name="List Table 5 Dark Accent 1" w:uiPriority="50"/>
+    <w:lsdException w:name="List Table 6 Colorful Accent 1" w:uiPriority="51"/>
+    <w:lsdException w:name="List Table 7 Colorful Accent 1" w:uiPriority="52"/>
+    <w:lsdException w:name="List Table 1 Light Accent 2" w:uiPriority="46"/>
+    <w:lsdException w:name="List Table 2 Accent 2" w:uiPriority="47"/>
+    <w:lsdException w:name="List Table 3 Accent 2" w:uiPriority="48"/>
+    <w:lsdException w:name="List Table 4 Accent 2" w:uiPriority="49"/>
+    <w:lsdException w:name="List Table 5 Dark Accent 2" w:uiPriority="50"/>
+    <w:lsdException w:name="List Table 6 Colorful Accent 2" w:uiPriority="51"/>
+    <w:lsdException w:name="List Table 7 Colorful Accent 2" w:uiPriority="52"/>
+    <w:lsdException w:name="List Table 1 Light Accent 3" w:uiPriority="46"/>
+    <w:lsdException w:name="List Table 2 Accent 3" w:uiPriority="47"/>
+    <w:lsdException w:name="List Table 3 Accent 3" w:uiPriority="48"/>
+    <w:lsdException w:name="List Table 4 Accent 3" w:uiPriority="49"/>
+    <w:lsdException w:name="List Table 5 Dark Accent 3" w:uiPriority="50"/>
+    <w:lsdException w:name="List Table 6 Colorful Accent 3" w:uiPriority="51"/>
+    <w:lsdException w:name="List Table 7 Colorful Accent 3" w:uiPriority="52"/>
+    <w:lsdException w:name="List Table 1 Light Accent 4" w:uiPriority="46"/>
+    <w:lsdException w:name="List Table 2 Accent 4" w:uiPriority="47"/>
+    <w:lsdException w:name="List Table 3 Accent 4" w:uiPriority="48"/>
+    <w:lsdException w:name="List Table 4 Accent 4" w:uiPriority="49"/>
+    <w:lsdException w:name="List Table 5 Dark Accent 4" w:uiPriority="50"/>
+    <w:lsdException w:name="List Table 6 Colorful Accent 4" w:uiPriority="51"/>
+    <w:lsdException w:name="List Table 7 Colorful Accent 4" w:uiPriority="52"/>
+    <w:lsdException w:name="List Table 1 Light Accent 5" w:uiPriority="46"/>
+    <w:lsdException w:name="List Table 2 Accent 5" w:uiPriority="47"/>
+    <w:lsdException w:name="List Table 3 Accent 5" w:uiPriority="48"/>
+    <w:lsdException w:name="List Table 4 Accent 5" w:uiPriority="49"/>
+    <w:lsdException w:name="List Table 5 Dark Accent 5" w:uiPriority="50"/>
+    <w:lsdException w:name="List Table 6 Colorful Accent 5" w:uiPriority="51"/>
+    <w:lsdException w:name="List Table 7 Colorful Accent 5" w:uiPriority="52"/>
+    <w:lsdException w:name="List Table 1 Light Accent 6" w:uiPriority="46"/>
+    <w:lsdException w:name="List Table 2 Accent 6" w:uiPriority="47"/>
+    <w:lsdException w:name="List Table 3 Accent 6" w:uiPriority="48"/>
+    <w:lsdException w:name="List Table 4 Accent 6" w:uiPriority="49"/>
+    <w:lsdException w:name="List Table 5 Dark Accent 6" w:uiPriority="50"/>
+    <w:lsdException w:name="List Table 6 Colorful Accent 6" w:uiPriority="51"/>
+    <w:lsdException w:name="List Table 7 Colorful Accent 6" w:uiPriority="52"/>
+    <w:lsdException w:name="Mention" w:semiHidden="1" w:unhideWhenUsed="1"/>
+    <w:lsdException w:name="Smart Hyperlink" w:semiHidden="1" w:unhideWhenUsed="1"/>
+    <w:lsdException w:name="Hashtag" w:semiHidden="1" w:unhideWhenUsed="1"/>
+    <w:lsdException w:name="Unresolved Mention" w:semiHidden="1" w:unhideWhenUsed="1"/>
+    <w:lsdException w:name="Smart Link" w:semiHidden="1" w:unhideWhenUsed="1"/>
+  </w:latentStyles>
+  <w:style w:type="paragraph" w:default="1" w:styleId="Normal">
+    <w:name w:val="Normal"/>
+    <w:qFormat/>
+  </w:style>
+  <w:style w:type="paragraph" w:styleId="Heading1">
+    <w:name w:val="heading 1"/>
+    <w:uiPriority w:val="9"/>
+    <w:qFormat/>
+    <w:pPr>
+      <w:spacing w:before="360" w:after="120"/>
+      <w:outlineLvl w:val="0"/>
+    </w:pPr>
+    <w:rPr>
+      <w:rFonts w:eastAsia="Arial"/>
+      <w:b/>
+      <w:bCs/>
+      <w:color w:val="1A1A2E"/>
+      <w:sz w:val="30"/>
+      <w:szCs w:val="30"/>
+    </w:rPr>
+  </w:style>
+  <w:style w:type="paragraph" w:styleId="Heading2">
+    <w:name w:val="heading 2"/>
+    <w:uiPriority w:val="9"/>
+    <w:unhideWhenUsed/>
+    <w:qFormat/>
+    <w:pPr>
+      <w:spacing w:before="240" w:after="80"/>
+      <w:outlineLvl w:val="1"/>
+    </w:pPr>
+    <w:rPr>
+      <w:rFonts w:eastAsia="Arial"/>
+      <w:b/>
+      <w:bCs/>
+      <w:color w:val="16213E"/>
+      <w:sz w:val="26"/>
+      <w:szCs w:val="26"/>
+    </w:rPr>
+  </w:style>
+  <w:style w:type="paragraph" w:styleId="Heading3">
+    <w:name w:val="heading 3"/>
+    <w:uiPriority w:val="9"/>
+    <w:semiHidden/>
+    <w:unhideWhenUsed/>
+    <w:qFormat/>
+    <w:pPr>
+      <w:outlineLvl w:val="2"/>
+    </w:pPr>
+    <w:rPr>
+      <w:color w:val="1F4D78"/>
+      <w:sz w:val="24"/>
+      <w:szCs w:val="24"/>
+    </w:rPr>
+  </w:style>
+  <w:style w:type="paragraph" w:styleId="Heading4">
+    <w:name w:val="heading 4"/>
+    <w:uiPriority w:val="9"/>
+    <w:semiHidden/>
+    <w:unhideWhenUsed/>
+    <w:qFormat/>
+    <w:pPr>
+      <w:outlineLvl w:val="3"/>
+    </w:pPr>
+    <w:rPr>
+      <w:i/>
+      <w:iCs/>
+      <w:color w:val="2E74B5"/>
+    </w:rPr>
+  </w:style>
+  <w:style w:type="paragraph" w:styleId="Heading5">
+    <w:name w:val="heading 5"/>
+    <w:uiPriority w:val="9"/>
+    <w:semiHidden/>
+    <w:unhideWhenUsed/>
+    <w:qFormat/>
+    <w:pPr>
+      <w:outlineLvl w:val="4"/>
+    </w:pPr>
+    <w:rPr>
+      <w:color w:val="2E74B5"/>
+    </w:rPr>
+  </w:style>
+  <w:style w:type="paragraph" w:styleId="Heading6">
+    <w:name w:val="heading 6"/>
+    <w:uiPriority w:val="9"/>
+    <w:semiHidden/>
+    <w:unhideWhenUsed/>
+    <w:qFormat/>
+    <w:pPr>
+      <w:outlineLvl w:val="5"/>
+    </w:pPr>
+    <w:rPr>
+      <w:color w:val="1F4D78"/>
+    </w:rPr>
+  </w:style>
+  <w:style w:type="character" w:default="1" w:styleId="DefaultParagraphFont">
+    <w:name w:val="Default Paragraph Font"/>
+    <w:uiPriority w:val="1"/>
+    <w:semiHidden/>
+    <w:unhideWhenUsed/>
+  </w:style>
+  <w:style w:type="table" w:default="1" w:styleId="TableNormal">
+    <w:name w:val="Normal Table"/>
+    <w:uiPriority w:val="99"/>
+    <w:semiHidden/>
+    <w:unhideWhenUsed/>
+    <w:tblPr>
+      <w:tblInd w:w="0" w:type="dxa"/>
+      <w:tblCellMar>
+        <w:top w:w="0" w:type="dxa"/>
+        <w:left w:w="108" w:type="dxa"/>
+        <w:bottom w:w="0" w:type="dxa"/>
+        <w:right w:w="108" w:type="dxa"/>
+      </w:tblCellMar>
+    </w:tblPr>
+  </w:style>
+  <w:style w:type="numbering" w:default="1" w:styleId="NoList">
+    <w:name w:val="No List"/>
+    <w:uiPriority w:val="99"/>
+    <w:semiHidden/>
+    <w:unhideWhenUsed/>
+  </w:style>
   <w:style w:type="paragraph" w:styleId="Title">
     <w:name w:val="Title"/>
-    <w:basedOn w:val="Normal"/>
-    <w:next w:val="Normal"/>
+    <w:uiPriority w:val="10"/>
     <w:qFormat/>
     <w:rPr>
       <w:sz w:val="56"/>
       <w:szCs w:val="56"/>
     </w:rPr>
   </w:style>
-  <w:style w:type="paragraph" w:styleId="Heading1">
-    <w:name w:val="Heading 1"/>
-    <w:basedOn w:val="Normal"/>
-    <w:next w:val="Normal"/>
-    <w:qFormat/>
-    <w:rPr>
-      <w:color w:val="2E74B5"/>
-      <w:sz w:val="32"/>
-      <w:szCs w:val="32"/>
-    </w:rPr>
-  </w:style>
-  <w:style w:type="paragraph" w:styleId="Heading2">
-    <w:name w:val="Heading 2"/>
-    <w:basedOn w:val="Normal"/>
-    <w:next w:val="Normal"/>
-    <w:qFormat/>
-    <w:rPr>
-      <w:color w:val="2E74B5"/>
-      <w:sz w:val="26"/>
-      <w:szCs w:val="26"/>
-    </w:rPr>
-  </w:style>
-  <w:style w:type="paragraph" w:styleId="Heading3">
-    <w:name w:val="Heading 3"/>
-    <w:basedOn w:val="Normal"/>
-    <w:next w:val="Normal"/>
-    <w:qFormat/>
-    <w:rPr>
-      <w:color w:val="1F4D78"/>
-      <w:sz w:val="24"/>
-      <w:szCs w:val="24"/>
-    </w:rPr>
-  </w:style>
-  <w:style w:type="paragraph" w:styleId="Heading4">
-    <w:name w:val="Heading 4"/>
-    <w:basedOn w:val="Normal"/>
-    <w:next w:val="Normal"/>
-    <w:qFormat/>
-    <w:rPr>
-      <w:i/>
-      <w:iCs/>
-      <w:color w:val="2E74B5"/>
-    </w:rPr>
-  </w:style>
-  <w:style w:type="paragraph" w:styleId="Heading5">
-    <w:name w:val="Heading 5"/>
-    <w:basedOn w:val="Normal"/>
-    <w:next w:val="Normal"/>
-    <w:qFormat/>
-    <w:rPr>
-      <w:color w:val="2E74B5"/>
-    </w:rPr>
-  </w:style>
-  <w:style w:type="paragraph" w:styleId="Heading6">
-    <w:name w:val="Heading 6"/>
-    <w:basedOn w:val="Normal"/>
-    <w:next w:val="Normal"/>
-    <w:qFormat/>
-    <w:rPr>
-      <w:color w:val="1F4D78"/>
-    </w:rPr>
-  </w:style>
-  <w:style w:type="paragraph" w:styleId="Strong">
-    <w:name w:val="Strong"/>
-    <w:basedOn w:val="Normal"/>
-    <w:next w:val="Normal"/>
+  <w:style w:type="paragraph" w:customStyle="1" w:styleId="Strong1">
+    <w:name w:val="Strong1"/>
     <w:qFormat/>
     <w:rPr>
       <w:b/>
@@ -731,12 +1480,10 @@
   </w:style>
   <w:style w:type="paragraph" w:styleId="ListParagraph">
     <w:name w:val="List Paragraph"/>
-    <w:basedOn w:val="Normal"/>
     <w:qFormat/>
   </w:style>
   <w:style w:type="character" w:styleId="Hyperlink">
     <w:name w:val="Hyperlink"/>
-    <w:basedOn w:val="DefaultParagraphFont"/>
     <w:uiPriority w:val="99"/>
     <w:unhideWhenUsed/>
     <w:rPr>
@@ -746,7 +1493,6 @@
   </w:style>
   <w:style w:type="character" w:styleId="FootnoteReference">
     <w:name w:val="footnote reference"/>
-    <w:basedOn w:val="DefaultParagraphFont"/>
     <w:uiPriority w:val="99"/>
     <w:semiHidden/>
     <w:unhideWhenUsed/>
@@ -756,22 +1502,17 @@
   </w:style>
   <w:style w:type="paragraph" w:styleId="FootnoteText">
     <w:name w:val="footnote text"/>
-    <w:basedOn w:val="Normal"/>
     <w:link w:val="FootnoteTextChar"/>
     <w:uiPriority w:val="99"/>
     <w:semiHidden/>
     <w:unhideWhenUsed/>
-    <w:pPr>
-      <w:spacing w:after="0" w:line="240" w:lineRule="auto"/>
-    </w:pPr>
     <w:rPr>
       <w:sz w:val="20"/>
       <w:szCs w:val="20"/>
     </w:rPr>
   </w:style>
-  <w:style w:type="character" w:styleId="FootnoteTextChar">
+  <w:style w:type="character" w:customStyle="1" w:styleId="FootnoteTextChar">
     <w:name w:val="Footnote Text Char"/>
-    <w:basedOn w:val="DefaultParagraphFont"/>
     <w:link w:val="FootnoteText"/>
     <w:uiPriority w:val="99"/>
     <w:semiHidden/>
@@ -783,7 +1524,6 @@
   </w:style>
   <w:style w:type="character" w:styleId="EndnoteReference">
     <w:name w:val="endnote reference"/>
-    <w:basedOn w:val="DefaultParagraphFont"/>
     <w:uiPriority w:val="99"/>
     <w:semiHidden/>
     <w:unhideWhenUsed/>
@@ -793,22 +1533,17 @@
   </w:style>
   <w:style w:type="paragraph" w:styleId="EndnoteText">
     <w:name w:val="endnote text"/>
-    <w:basedOn w:val="Normal"/>
     <w:link w:val="EndnoteTextChar"/>
     <w:uiPriority w:val="99"/>
     <w:semiHidden/>
     <w:unhideWhenUsed/>
-    <w:pPr>
-      <w:spacing w:after="0" w:line="240" w:lineRule="auto"/>
-    </w:pPr>
     <w:rPr>
       <w:sz w:val="20"/>
       <w:szCs w:val="20"/>
     </w:rPr>
   </w:style>
-  <w:style w:type="character" w:styleId="EndnoteTextChar">
+  <w:style w:type="character" w:customStyle="1" w:styleId="EndnoteTextChar">
     <w:name w:val="Endnote Text Char"/>
-    <w:basedOn w:val="DefaultParagraphFont"/>
     <w:link w:val="EndnoteText"/>
     <w:uiPriority w:val="99"/>
     <w:semiHidden/>
@@ -818,41 +1553,336 @@
       <w:szCs w:val="20"/>
     </w:rPr>
   </w:style>
-  <w:style w:type="paragraph" w:styleId="Heading1">
-    <w:name w:val="Heading 1"/>
-    <w:basedOn w:val="Normal"/>
-    <w:next w:val="Normal"/>
-    <w:qFormat/>
-    <w:pPr>
-      <w:spacing w:after="120" w:before="360"/>
-      <w:outlineLvl w:val="0"/>
-    </w:pPr>
-    <w:rPr>
-      <w:rFonts w:ascii="Arial" w:cs="Arial" w:eastAsia="Arial" w:hAnsi="Arial"/>
-      <w:b/>
-      <w:bCs/>
-      <w:color w:val="1a1a2e"/>
-      <w:sz w:val="30"/>
-      <w:szCs w:val="30"/>
-    </w:rPr>
-  </w:style>
-  <w:style w:type="paragraph" w:styleId="Heading2">
-    <w:name w:val="Heading 2"/>
-    <w:basedOn w:val="Normal"/>
-    <w:next w:val="Normal"/>
-    <w:qFormat/>
-    <w:pPr>
-      <w:spacing w:after="80" w:before="240"/>
-      <w:outlineLvl w:val="1"/>
-    </w:pPr>
-    <w:rPr>
-      <w:rFonts w:ascii="Arial" w:cs="Arial" w:eastAsia="Arial" w:hAnsi="Arial"/>
-      <w:b/>
-      <w:bCs/>
-      <w:color w:val="16213e"/>
-      <w:sz w:val="26"/>
-      <w:szCs w:val="26"/>
-    </w:rPr>
+  <w:style w:type="table" w:styleId="TableGrid">
+    <w:name w:val="Table Grid"/>
+    <w:basedOn w:val="TableNormal"/>
+    <w:uiPriority w:val="39"/>
+    <w:rsid w:val="00ED307D"/>
+    <w:tblPr>
+      <w:tblBorders>
+        <w:top w:val="single" w:sz="4" w:space="0" w:color="auto"/>
+        <w:left w:val="single" w:sz="4" w:space="0" w:color="auto"/>
+        <w:bottom w:val="single" w:sz="4" w:space="0" w:color="auto"/>
+        <w:right w:val="single" w:sz="4" w:space="0" w:color="auto"/>
+        <w:insideH w:val="single" w:sz="4" w:space="0" w:color="auto"/>
+        <w:insideV w:val="single" w:sz="4" w:space="0" w:color="auto"/>
+      </w:tblBorders>
+    </w:tblPr>
   </w:style>
 </w:styles>
+</file>
+
+<file path=word/theme/theme1.xml><?xml version="1.0" encoding="utf-8"?>
+<a:theme xmlns:a="http://schemas.openxmlformats.org/drawingml/2006/main" name="Office Theme">
+  <a:themeElements>
+    <a:clrScheme name="Office">
+      <a:dk1>
+        <a:sysClr val="windowText" lastClr="000000"/>
+      </a:dk1>
+      <a:lt1>
+        <a:sysClr val="window" lastClr="FFFFFF"/>
+      </a:lt1>
+      <a:dk2>
+        <a:srgbClr val="0E2841"/>
+      </a:dk2>
+      <a:lt2>
+        <a:srgbClr val="E8E8E8"/>
+      </a:lt2>
+      <a:accent1>
+        <a:srgbClr val="156082"/>
+      </a:accent1>
+      <a:accent2>
+        <a:srgbClr val="E97132"/>
+      </a:accent2>
+      <a:accent3>
+        <a:srgbClr val="196B24"/>
+      </a:accent3>
+      <a:accent4>
+        <a:srgbClr val="0F9ED5"/>
+      </a:accent4>
+      <a:accent5>
+        <a:srgbClr val="A02B93"/>
+      </a:accent5>
+      <a:accent6>
+        <a:srgbClr val="4EA72E"/>
+      </a:accent6>
+      <a:hlink>
+        <a:srgbClr val="467886"/>
+      </a:hlink>
+      <a:folHlink>
+        <a:srgbClr val="96607D"/>
+      </a:folHlink>
+    </a:clrScheme>
+    <a:fontScheme name="Office">
+      <a:majorFont>
+        <a:latin typeface="Aptos Display" panose="02110004020202020204"/>
+        <a:ea typeface=""/>
+        <a:cs typeface=""/>
+        <a:font script="Jpan" typeface="游ゴシック Light"/>
+        <a:font script="Hang" typeface="맑은 고딕"/>
+        <a:font script="Hans" typeface="等线 Light"/>
+        <a:font script="Hant" typeface="新細明體"/>
+        <a:font script="Arab" typeface="Times New Roman"/>
+        <a:font script="Hebr" typeface="Times New Roman"/>
+        <a:font script="Thai" typeface="Angsana New"/>
+        <a:font script="Ethi" typeface="Nyala"/>
+        <a:font script="Beng" typeface="Vrinda"/>
+        <a:font script="Gujr" typeface="Shruti"/>
+        <a:font script="Khmr" typeface="MoolBoran"/>
+        <a:font script="Knda" typeface="Tunga"/>
+        <a:font script="Guru" typeface="Raavi"/>
+        <a:font script="Cans" typeface="Euphemia"/>
+        <a:font script="Cher" typeface="Plantagenet Cherokee"/>
+        <a:font script="Yiii" typeface="Microsoft Yi Baiti"/>
+        <a:font script="Tibt" typeface="Microsoft Himalaya"/>
+        <a:font script="Thaa" typeface="MV Boli"/>
+        <a:font script="Deva" typeface="Mangal"/>
+        <a:font script="Telu" typeface="Gautami"/>
+        <a:font script="Taml" typeface="Latha"/>
+        <a:font script="Syrc" typeface="Estrangelo Edessa"/>
+        <a:font script="Orya" typeface="Kalinga"/>
+        <a:font script="Mlym" typeface="Kartika"/>
+        <a:font script="Laoo" typeface="DokChampa"/>
+        <a:font script="Sinh" typeface="Iskoola Pota"/>
+        <a:font script="Mong" typeface="Mongolian Baiti"/>
+        <a:font script="Viet" typeface="Times New Roman"/>
+        <a:font script="Uigh" typeface="Microsoft Uighur"/>
+        <a:font script="Geor" typeface="Sylfaen"/>
+        <a:font script="Armn" typeface="Arial"/>
+        <a:font script="Bugi" typeface="Leelawadee UI"/>
+        <a:font script="Bopo" typeface="Microsoft JhengHei"/>
+        <a:font script="Java" typeface="Javanese Text"/>
+        <a:font script="Lisu" typeface="Segoe UI"/>
+        <a:font script="Mymr" typeface="Myanmar Text"/>
+        <a:font script="Nkoo" typeface="Ebrima"/>
+        <a:font script="Olck" typeface="Nirmala UI"/>
+        <a:font script="Osma" typeface="Ebrima"/>
+        <a:font script="Phag" typeface="Phagspa"/>
+        <a:font script="Syrn" typeface="Estrangelo Edessa"/>
+        <a:font script="Syrj" typeface="Estrangelo Edessa"/>
+        <a:font script="Syre" typeface="Estrangelo Edessa"/>
+        <a:font script="Sora" typeface="Nirmala UI"/>
+        <a:font script="Tale" typeface="Microsoft Tai Le"/>
+        <a:font script="Talu" typeface="Microsoft New Tai Lue"/>
+        <a:font script="Tfng" typeface="Ebrima"/>
+      </a:majorFont>
+      <a:minorFont>
+        <a:latin typeface="Aptos" panose="02110004020202020204"/>
+        <a:ea typeface=""/>
+        <a:cs typeface=""/>
+        <a:font script="Jpan" typeface="游明朝"/>
+        <a:font script="Hang" typeface="맑은 고딕"/>
+        <a:font script="Hans" typeface="等线"/>
+        <a:font script="Hant" typeface="新細明體"/>
+        <a:font script="Arab" typeface="Arial"/>
+        <a:font script="Hebr" typeface="Arial"/>
+        <a:font script="Thai" typeface="Cordia New"/>
+        <a:font script="Ethi" typeface="Nyala"/>
+        <a:font script="Beng" typeface="Vrinda"/>
+        <a:font script="Gujr" typeface="Shruti"/>
+        <a:font script="Khmr" typeface="DaunPenh"/>
+        <a:font script="Knda" typeface="Tunga"/>
+        <a:font script="Guru" typeface="Raavi"/>
+        <a:font script="Cans" typeface="Euphemia"/>
+        <a:font script="Cher" typeface="Plantagenet Cherokee"/>
+        <a:font script="Yiii" typeface="Microsoft Yi Baiti"/>
+        <a:font script="Tibt" typeface="Microsoft Himalaya"/>
+        <a:font script="Thaa" typeface="MV Boli"/>
+        <a:font script="Deva" typeface="Mangal"/>
+        <a:font script="Telu" typeface="Gautami"/>
+        <a:font script="Taml" typeface="Latha"/>
+        <a:font script="Syrc" typeface="Estrangelo Edessa"/>
+        <a:font script="Orya" typeface="Kalinga"/>
+        <a:font script="Mlym" typeface="Kartika"/>
+        <a:font script="Laoo" typeface="DokChampa"/>
+        <a:font script="Sinh" typeface="Iskoola Pota"/>
+        <a:font script="Mong" typeface="Mongolian Baiti"/>
+        <a:font script="Viet" typeface="Arial"/>
+        <a:font script="Uigh" typeface="Microsoft Uighur"/>
+        <a:font script="Geor" typeface="Sylfaen"/>
+        <a:font script="Armn" typeface="Arial"/>
+        <a:font script="Bugi" typeface="Leelawadee UI"/>
+        <a:font script="Bopo" typeface="Microsoft JhengHei"/>
+        <a:font script="Java" typeface="Javanese Text"/>
+        <a:font script="Lisu" typeface="Segoe UI"/>
+        <a:font script="Mymr" typeface="Myanmar Text"/>
+        <a:font script="Nkoo" typeface="Ebrima"/>
+        <a:font script="Olck" typeface="Nirmala UI"/>
+        <a:font script="Osma" typeface="Ebrima"/>
+        <a:font script="Phag" typeface="Phagspa"/>
+        <a:font script="Syrn" typeface="Estrangelo Edessa"/>
+        <a:font script="Syrj" typeface="Estrangelo Edessa"/>
+        <a:font script="Syre" typeface="Estrangelo Edessa"/>
+        <a:font script="Sora" typeface="Nirmala UI"/>
+        <a:font script="Tale" typeface="Microsoft Tai Le"/>
+        <a:font script="Talu" typeface="Microsoft New Tai Lue"/>
+        <a:font script="Tfng" typeface="Ebrima"/>
+      </a:minorFont>
+    </a:fontScheme>
+    <a:fmtScheme name="Office">
+      <a:fillStyleLst>
+        <a:solidFill>
+          <a:schemeClr val="phClr"/>
+        </a:solidFill>
+        <a:gradFill rotWithShape="1">
+          <a:gsLst>
+            <a:gs pos="0">
+              <a:schemeClr val="phClr">
+                <a:lumMod val="110000"/>
+                <a:satMod val="105000"/>
+                <a:tint val="67000"/>
+              </a:schemeClr>
+            </a:gs>
+            <a:gs pos="50000">
+              <a:schemeClr val="phClr">
+                <a:lumMod val="105000"/>
+                <a:satMod val="103000"/>
+                <a:tint val="73000"/>
+              </a:schemeClr>
+            </a:gs>
+            <a:gs pos="100000">
+              <a:schemeClr val="phClr">
+                <a:lumMod val="105000"/>
+                <a:satMod val="109000"/>
+                <a:tint val="81000"/>
+              </a:schemeClr>
+            </a:gs>
+          </a:gsLst>
+          <a:lin ang="5400000" scaled="0"/>
+        </a:gradFill>
+        <a:gradFill rotWithShape="1">
+          <a:gsLst>
+            <a:gs pos="0">
+              <a:schemeClr val="phClr">
+                <a:satMod val="103000"/>
+                <a:lumMod val="102000"/>
+                <a:tint val="94000"/>
+              </a:schemeClr>
+            </a:gs>
+            <a:gs pos="50000">
+              <a:schemeClr val="phClr">
+                <a:satMod val="110000"/>
+                <a:lumMod val="100000"/>
+                <a:shade val="100000"/>
+              </a:schemeClr>
+            </a:gs>
+            <a:gs pos="100000">
+              <a:schemeClr val="phClr">
+                <a:lumMod val="99000"/>
+                <a:satMod val="120000"/>
+                <a:shade val="78000"/>
+              </a:schemeClr>
+            </a:gs>
+          </a:gsLst>
+          <a:lin ang="5400000" scaled="0"/>
+        </a:gradFill>
+      </a:fillStyleLst>
+      <a:lnStyleLst>
+        <a:ln w="12700" cap="flat" cmpd="sng" algn="ctr">
+          <a:solidFill>
+            <a:schemeClr val="phClr"/>
+          </a:solidFill>
+          <a:prstDash val="solid"/>
+          <a:miter lim="800000"/>
+        </a:ln>
+        <a:ln w="19050" cap="flat" cmpd="sng" algn="ctr">
+          <a:solidFill>
+            <a:schemeClr val="phClr"/>
+          </a:solidFill>
+          <a:prstDash val="solid"/>
+          <a:miter lim="800000"/>
+        </a:ln>
+        <a:ln w="25400" cap="flat" cmpd="sng" algn="ctr">
+          <a:solidFill>
+            <a:schemeClr val="phClr"/>
+          </a:solidFill>
+          <a:prstDash val="solid"/>
+          <a:miter lim="800000"/>
+        </a:ln>
+      </a:lnStyleLst>
+      <a:effectStyleLst>
+        <a:effectStyle>
+          <a:effectLst/>
+        </a:effectStyle>
+        <a:effectStyle>
+          <a:effectLst/>
+        </a:effectStyle>
+        <a:effectStyle>
+          <a:effectLst>
+            <a:outerShdw blurRad="57150" dist="19050" dir="5400000" algn="ctr" rotWithShape="0">
+              <a:srgbClr val="000000">
+                <a:alpha val="63000"/>
+              </a:srgbClr>
+            </a:outerShdw>
+          </a:effectLst>
+        </a:effectStyle>
+      </a:effectStyleLst>
+      <a:bgFillStyleLst>
+        <a:solidFill>
+          <a:schemeClr val="phClr"/>
+        </a:solidFill>
+        <a:solidFill>
+          <a:schemeClr val="phClr">
+            <a:tint val="95000"/>
+            <a:satMod val="170000"/>
+          </a:schemeClr>
+        </a:solidFill>
+        <a:gradFill rotWithShape="1">
+          <a:gsLst>
+            <a:gs pos="0">
+              <a:schemeClr val="phClr">
+                <a:tint val="93000"/>
+                <a:satMod val="150000"/>
+                <a:shade val="98000"/>
+                <a:lumMod val="102000"/>
+              </a:schemeClr>
+            </a:gs>
+            <a:gs pos="50000">
+              <a:schemeClr val="phClr">
+                <a:tint val="98000"/>
+                <a:satMod val="130000"/>
+                <a:shade val="90000"/>
+                <a:lumMod val="103000"/>
+              </a:schemeClr>
+            </a:gs>
+            <a:gs pos="100000">
+              <a:schemeClr val="phClr">
+                <a:shade val="63000"/>
+                <a:satMod val="120000"/>
+              </a:schemeClr>
+            </a:gs>
+          </a:gsLst>
+          <a:lin ang="5400000" scaled="0"/>
+        </a:gradFill>
+      </a:bgFillStyleLst>
+    </a:fmtScheme>
+  </a:themeElements>
+  <a:objectDefaults>
+    <a:lnDef>
+      <a:spPr/>
+      <a:bodyPr/>
+      <a:lstStyle/>
+      <a:style>
+        <a:lnRef idx="2">
+          <a:schemeClr val="accent1"/>
+        </a:lnRef>
+        <a:fillRef idx="0">
+          <a:schemeClr val="accent1"/>
+        </a:fillRef>
+        <a:effectRef idx="1">
+          <a:schemeClr val="accent1"/>
+        </a:effectRef>
+        <a:fontRef idx="minor">
+          <a:schemeClr val="tx1"/>
+        </a:fontRef>
+      </a:style>
+    </a:lnDef>
+  </a:objectDefaults>
+  <a:extraClrSchemeLst/>
+  <a:extLst>
+    <a:ext uri="{05A4C25C-085E-4340-85A3-A5531E510DB2}">
+      <thm15:themeFamily xmlns:thm15="http://schemas.microsoft.com/office/thememl/2012/main" name="Office Theme" id="{2E142A2C-CD16-42D6-873A-C26D2A0506FA}" vid="{1BDDFF52-6CD6-40A5-AB3C-68EB2F1E4D0A}"/>
+    </a:ext>
+  </a:extLst>
+</a:theme>
 </file>
--- a/Checkpoint_1.docx
+++ b/Checkpoint_1.docx
@@ -80,10 +80,7 @@
         <w:t>PDB Survey &amp; B-factor Extraction</w:t>
       </w:r>
       <w:r>
-        <w:t xml:space="preserve"> — </w:t>
-      </w:r>
-      <w:r>
-        <w:t>Download all holo structures of a target protein (e.g., CDK2) from the PDB; extract per-residue B-factors for binding-site residues within 5 Å of the co-crystallized ligand; compute the B-factor Index for the binding site (BFIbs) for each structure.</w:t>
+        <w:t xml:space="preserve"> — Download all holo structures of a target protein (e.g., CDK2) from the PDB; extract per-residue B-factors for binding-site residues within 5 Å of the co-crystallized ligand; compute the B-factor Index for the binding site (BFIbs) for each structure.</w:t>
       </w:r>
     </w:p>
     <w:p>
@@ -102,10 +99,7 @@
         <w:t>Cross-Docking with AutoDock Vina</w:t>
       </w:r>
       <w:r>
-        <w:t xml:space="preserve"> — </w:t>
-      </w:r>
-      <w:r>
-        <w:t>For every pair of structures (receptor A + ligand B, A ≠ B), run rigid docking; measure RMSD between the docked pose and the crystal pose; classify each pair as success (RMSD &lt; 2 Å) or failure.</w:t>
+        <w:t xml:space="preserve"> — For every pair of structures (receptor A + ligand B, A ≠ B), run rigid docking; measure RMSD between the docked pose and the crystal pose; classify each pair as success (RMSD &lt; 2 Å) or failure.</w:t>
       </w:r>
     </w:p>
     <w:p>
@@ -124,10 +118,26 @@
         <w:t>B-factor–Guided Ensemble Docking</w:t>
       </w:r>
       <w:r>
-        <w:t xml:space="preserve"> — </w:t>
-      </w:r>
-      <w:r>
-        <w:t>Select receptor ensembles using three strategies: BFIbs-guided (structures closest to BFIbs = 1), random (baseline), and lowest-B-factor (most rigid binding sites). Dock each ligand against all ensemble members, taking the best pose. Compare success rates to test whether B-factors improve ensemble selection over random.</w:t>
+        <w:t xml:space="preserve"> — Select receptor ensembles using three strategies: BFIbs-guided (structures closest to BFIbs = 1), random (baseline), and lowest-B-factor (most rigid binding sites). Dock each ligand against all ensemble members, taking the best pose. Compare success rates to test whether B-factors improve ensemble selection over random.</w:t>
+      </w:r>
+    </w:p>
+    <w:p>
+      <w:pPr>
+        <w:pStyle w:val="ListParagraph"/>
+        <w:numPr>
+          <w:ilvl w:val="0"/>
+          <w:numId w:val="1"/>
+        </w:numPr>
+        <w:spacing w:after="60"/>
+      </w:pPr>
+      <w:r>
+        <w:rPr>
+          <w:b/>
+        </w:rPr>
+        <w:t>Ensemble Optimizer Comparison</w:t>
+      </w:r>
+      <w:r>
+        <w:t xml:space="preserve"> — Implement an iterative ensemble optimizer (De Paris et al., 2018; Bolstad &amp; Anderson, 2009) as a literature-based upper bound: cluster receptor conformations by docking-score feedback, then compare its success rate against B-factor-guided and random selection to benchmark our method.</w:t>
       </w:r>
     </w:p>
     <w:p>
@@ -389,6 +399,78 @@
       </w:pPr>
       <w:r>
         <w:t>Found that backbone motions and side-chain rotations are decoupled—a fundamental limitation for using B-factors (which primarily reflect backbone motion) to predict side-chain flexibility. This is the most important counter-argument to our hypothesis.</w:t>
+      </w:r>
+    </w:p>
+    <w:p>
+      <w:pPr>
+        <w:pStyle w:val="ListParagraph"/>
+        <w:numPr>
+          <w:ilvl w:val="0"/>
+          <w:numId w:val="2"/>
+        </w:numPr>
+        <w:spacing w:after="60"/>
+      </w:pPr>
+      <w:r>
+        <w:rPr>
+          <w:b/>
+          <w:bCs/>
+        </w:rPr>
+        <w:t xml:space="preserve">De Paris, R., Vahl Quevedo, C., Ruiz, D. D., Gargano, F., &amp; de Souza, O. N. (2018). A selective method for optimizing ensemble docking-based experiments on an InhA fully-flexible receptor model. </w:t>
+      </w:r>
+      <w:r>
+        <w:rPr>
+          <w:i/>
+          <w:iCs/>
+        </w:rPr>
+        <w:t>BMC Bioinformatics, 19</w:t>
+      </w:r>
+      <w:r>
+        <w:t>, 235. https://doi.org/10.1186/s12859-018-2228-9</w:t>
+      </w:r>
+    </w:p>
+    <w:p>
+      <w:pPr>
+        <w:spacing w:after="160"/>
+        <w:ind w:left="720"/>
+      </w:pPr>
+      <w:r>
+        <w:t>Proposes a hierarchical clustering strategy for ensemble selection using docking-score feedback—an iterative optimizer that picks conformations based on how well they dock, rather than structural similarity alone. Serves as the literature benchmark for ensemble optimization.</w:t>
+      </w:r>
+    </w:p>
+    <w:p>
+      <w:pPr>
+        <w:pStyle w:val="ListParagraph"/>
+        <w:numPr>
+          <w:ilvl w:val="0"/>
+          <w:numId w:val="2"/>
+        </w:numPr>
+        <w:spacing w:after="60"/>
+      </w:pPr>
+      <w:r>
+        <w:rPr>
+          <w:b/>
+          <w:bCs/>
+        </w:rPr>
+        <w:t xml:space="preserve">Bolstad, A. C., &amp; Anderson, A. C. (2009). In pursuit of virtual lead optimization: Pruning ensembles of receptor structures for increased efficiency and accuracy during docking. </w:t>
+      </w:r>
+      <w:r>
+        <w:rPr>
+          <w:i/>
+          <w:iCs/>
+        </w:rPr>
+        <w:t>Journal of Computer-Aided Molecular Design, 23</w:t>
+      </w:r>
+      <w:r>
+        <w:t>(11), 755–763. https://doi.org/10.1007/s10822-009-9220-9</w:t>
+      </w:r>
+    </w:p>
+    <w:p>
+      <w:pPr>
+        <w:spacing w:after="300"/>
+        <w:ind w:left="720"/>
+      </w:pPr>
+      <w:r>
+        <w:t>Introduces a relative-distance-based pruning method that retains ensemble members whose active-site core geometry best preserves the conserved ligand-binding pharmacophore. Demonstrates that geometric pruning can match the accuracy of full ensembles at a fraction of the computational cost.</w:t>
       </w:r>
     </w:p>
     <w:p>

--- a/Checkpoint_1.docx
+++ b/Checkpoint_1.docx
@@ -502,7 +502,7 @@
         <w:spacing w:after="120"/>
       </w:pPr>
       <w:r>
-        <w:t>Najmanovich et al. (2000) demonstrated that backbone motion (what B-factors primarily measure) and side-chain rotation (what actually gatekeeps ligand access) are statistically unrelated. A residue could have a low backbone B-factor but a rotatable side-chain that blocks the pocket, or vice versa. This means B-factors may have fundamentally limited predictive power for docking accuracy. The ensemble approach partially mitigates this by sampling multiple backbone conformations, but does not eliminate it. Our analysis should separately examine residues where side-chain flexibility is known to matter (e.g., gatekeeper residues in kinases) vs. backbone-only motion.</w:t>
+        <w:t>Backbone B-factors do not directly report on side-chain rotations (Najmanovich et al., 2000)—a residue with low backbone B-factor may still have a flexible side-chain that blocks the pocket. We will separately analyze residues where side-chain flexibility matters (e.g., gatekeeper residues in kinases) vs. backbone-only motion.</w:t>
       </w:r>
     </w:p>
     <w:p>
@@ -518,9 +518,7 @@
         <w:spacing w:after="120"/>
       </w:pPr>
       <w:r>
-        <w:t xml:space="preserve">The entire experiment depends on selecting a protein with enough structural diversity in the PDB. CDK2 (our default candidate) has ~50 holo structures, but the conformational range might be narrow if most structures were solved with similar inhibitors. A target with too little flexibility </w:t>
-        <w:lastRenderedPageBreak/>
-        <w:t>produces a ceiling effect (all docking succeeds, no signal). A target with too much flexibility (e.g., HIV protease) may produce a floor effect (all docking fails). We must run the PDB survey, compute pairwise RMSD between structures, and validate that conformational diversity exists before committing to a target.</w:t>
+        <w:t xml:space="preserve">Too little conformational diversity produces a ceiling effect (all docking succeeds); too much produces a floor effect (all docking fails). CDK2 structures solved with similar inhibitors may lack meaningful variation. We will compute pairwise RMSD across structures to validate diversity before committing to a target.</w:t>
       </w:r>
     </w:p>
     <w:p>
@@ -536,7 +534,7 @@
         <w:spacing w:after="120"/>
       </w:pPr>
       <w:r>
-        <w:t>With ~10–20 structures, the number of cross-docking pairs grows combinatorially, but the effective sample size is limited by structural diversity. If only 5 structures are truly conformationally distinct, BFIbs-based selection is choosing from at most 5 meaningfully different options—making it difficult to achieve statistical significance over random selection. We will report effect sizes and confidence intervals alongside p-values, and emphasize qualitative trends and consistency across ensemble sizes rather than relying solely on statistical significance.</w:t>
+        <w:t>With limited structurally distinct conformations, BFIbs selection operates on few meaningful options—reducing statistical power. We will report effect sizes and confidence intervals alongside p-values, emphasizing qualitative trends over significance alone.</w:t>
       </w:r>
     </w:p>
     <w:p>
@@ -552,7 +550,7 @@
         <w:spacing w:after="120"/>
       </w:pPr>
       <w:r>
-        <w:t>AutoDock Vina is faster but systematically less accurate than gold-standard docking engines (Glide, GOLD, ICM). Its scoring function may not be sensitive enough to detect the subtle conformational effects we study, potentially washing out real B-factor–RMSD correlations. Korb et al. (2012) showed that scoring function quality is a dominant factor in ensemble docking performance. We will cross-validate with a second scoring function if time permits, and acknowledge this as a limitation. Using Vina also means we cannot claim our conclusions generalize to all docking engines.</w:t>
+        <w:t>Vina is faster but less accurate than Glide, GOLD, or ICM (Korb et al., 2012); its scoring function may wash out subtle conformational effects. Cross-validation with a second scoring function is planned if time permits, and we acknowledge that conclusions may not generalize to all docking engines.</w:t>
       </w:r>
     </w:p>
     <w:p>
@@ -568,7 +566,7 @@
         <w:spacing w:after="120"/>
       </w:pPr>
       <w:r>
-        <w:t>The strongest claim we can make is correlational—“B-factors correlate with docking accuracy.” The causal claim (“B-factors predict docking accuracy because they measure flexibility”) requires ruling out confounding variables: resolution bias (B-factors are resolution-dependent), crystal packing artifacts (B-factors reflect crystal contacts, not solution behavior), and ligand effects (co-crystallized ligands themselves affect local B-factors). We mitigate this by normalizing B-factors relative to protein-wide averages (which BFIbs already does), checking whether BFIbs correlates with resolution in our dataset, and explicitly distinguishing correlation from causation throughout the paper.</w:t>
+        <w:t>We can only claim correlation, not causation. Confounds include resolution bias, crystal packing artifacts, and ligand-induced B-factor changes. We normalize B-factors via BFIbs, check for resolution dependence, and explicitly distinguish correlation from causation throughout.</w:t>
       </w:r>
     </w:p>
     <w:p>
